--- a/第一次作业/典型案例学习报告——鸢尾花种类识别.docx
+++ b/第一次作业/典型案例学习报告——鸢尾花种类识别.docx
@@ -265,9 +265,6 @@
         <w:spacing w:line="360" w:lineRule="auto"/>
       </w:pPr>
       <w:r>
-        <w:rPr>
-          <w:rFonts w:hint="eastAsia"/>
-        </w:rPr>
         <w:br w:type="page"/>
       </w:r>
     </w:p>
@@ -518,52 +515,1120 @@
     </w:p>
     <w:p>
       <w:pPr>
+        <w:pStyle w:val="1"/>
+        <w:rPr>
+          <w:rFonts w:ascii="黑体" w:eastAsia="黑体" w:hAnsi="黑体"/>
+          <w:b/>
+          <w:bCs/>
+          <w:color w:val="auto"/>
+          <w:sz w:val="32"/>
+          <w:szCs w:val="32"/>
+        </w:rPr>
+      </w:pPr>
+      <w:r>
+        <w:rPr>
+          <w:rFonts w:ascii="黑体" w:eastAsia="黑体" w:hAnsi="黑体" w:hint="eastAsia"/>
+          <w:b/>
+          <w:bCs/>
+          <w:color w:val="auto"/>
+          <w:sz w:val="32"/>
+          <w:szCs w:val="32"/>
+        </w:rPr>
+        <w:lastRenderedPageBreak/>
+        <w:t>目录</w:t>
+      </w:r>
+    </w:p>
+    <w:p>
+      <w:pPr>
+        <w:pStyle w:val="TOC1"/>
+        <w:rPr>
+          <w:rFonts w:cstheme="minorBidi" w:hint="eastAsia"/>
+          <w:noProof/>
+          <w:kern w:val="2"/>
+          <w:sz w:val="28"/>
+          <w:szCs w:val="28"/>
+          <w14:ligatures w14:val="standardContextual"/>
+        </w:rPr>
+      </w:pPr>
+      <w:r>
+        <w:rPr>
+          <w:sz w:val="28"/>
+          <w:szCs w:val="28"/>
+        </w:rPr>
+        <w:fldChar w:fldCharType="begin"/>
+      </w:r>
+      <w:r>
+        <w:rPr>
+          <w:sz w:val="28"/>
+          <w:szCs w:val="28"/>
+        </w:rPr>
+        <w:instrText xml:space="preserve"> </w:instrText>
+      </w:r>
+      <w:r>
+        <w:rPr>
+          <w:rFonts w:hint="eastAsia"/>
+          <w:sz w:val="28"/>
+          <w:szCs w:val="28"/>
+        </w:rPr>
+        <w:instrText>TOC \o "1-1" \h \z \u</w:instrText>
+      </w:r>
+      <w:r>
+        <w:rPr>
+          <w:sz w:val="28"/>
+          <w:szCs w:val="28"/>
+        </w:rPr>
+        <w:instrText xml:space="preserve"> </w:instrText>
+      </w:r>
+      <w:r>
+        <w:rPr>
+          <w:sz w:val="28"/>
+          <w:szCs w:val="28"/>
+        </w:rPr>
+        <w:fldChar w:fldCharType="separate"/>
+      </w:r>
+      <w:hyperlink w:anchor="_Toc225691140" w:history="1">
+        <w:r>
+          <w:rPr>
+            <w:rStyle w:val="af4"/>
+            <w:rFonts w:hint="eastAsia"/>
+            <w:b w:val="0"/>
+            <w:bCs w:val="0"/>
+            <w:noProof/>
+            <w:sz w:val="28"/>
+            <w:szCs w:val="28"/>
+          </w:rPr>
+          <w:t xml:space="preserve">1 </w:t>
+        </w:r>
+        <w:r>
+          <w:rPr>
+            <w:rStyle w:val="af4"/>
+            <w:rFonts w:hint="eastAsia"/>
+            <w:b w:val="0"/>
+            <w:bCs w:val="0"/>
+            <w:noProof/>
+            <w:sz w:val="28"/>
+            <w:szCs w:val="28"/>
+          </w:rPr>
+          <w:t>案例背景与问题定义</w:t>
+        </w:r>
+        <w:r>
+          <w:rPr>
+            <w:rFonts w:hint="eastAsia"/>
+            <w:noProof/>
+            <w:webHidden/>
+            <w:sz w:val="28"/>
+            <w:szCs w:val="28"/>
+          </w:rPr>
+          <w:tab/>
+        </w:r>
+        <w:r>
+          <w:rPr>
+            <w:rFonts w:hint="eastAsia"/>
+            <w:noProof/>
+            <w:webHidden/>
+            <w:sz w:val="28"/>
+            <w:szCs w:val="28"/>
+          </w:rPr>
+          <w:fldChar w:fldCharType="begin"/>
+        </w:r>
+        <w:r>
+          <w:rPr>
+            <w:rFonts w:hint="eastAsia"/>
+            <w:noProof/>
+            <w:webHidden/>
+            <w:sz w:val="28"/>
+            <w:szCs w:val="28"/>
+          </w:rPr>
+          <w:instrText xml:space="preserve"> </w:instrText>
+        </w:r>
+        <w:r>
+          <w:rPr>
+            <w:noProof/>
+            <w:webHidden/>
+            <w:sz w:val="28"/>
+            <w:szCs w:val="28"/>
+          </w:rPr>
+          <w:instrText>PAGEREF _Toc225691140 \h</w:instrText>
+        </w:r>
+        <w:r>
+          <w:rPr>
+            <w:rFonts w:hint="eastAsia"/>
+            <w:noProof/>
+            <w:webHidden/>
+            <w:sz w:val="28"/>
+            <w:szCs w:val="28"/>
+          </w:rPr>
+          <w:instrText xml:space="preserve"> </w:instrText>
+        </w:r>
+        <w:r>
+          <w:rPr>
+            <w:rFonts w:hint="eastAsia"/>
+            <w:noProof/>
+            <w:webHidden/>
+            <w:sz w:val="28"/>
+            <w:szCs w:val="28"/>
+          </w:rPr>
+        </w:r>
+        <w:r>
+          <w:rPr>
+            <w:rFonts w:hint="eastAsia"/>
+            <w:noProof/>
+            <w:webHidden/>
+            <w:sz w:val="28"/>
+            <w:szCs w:val="28"/>
+          </w:rPr>
+          <w:fldChar w:fldCharType="separate"/>
+        </w:r>
+        <w:r>
+          <w:rPr>
+            <w:rFonts w:hint="eastAsia"/>
+            <w:noProof/>
+            <w:webHidden/>
+            <w:sz w:val="28"/>
+            <w:szCs w:val="28"/>
+          </w:rPr>
+          <w:t>1</w:t>
+        </w:r>
+        <w:r>
+          <w:rPr>
+            <w:rFonts w:hint="eastAsia"/>
+            <w:noProof/>
+            <w:webHidden/>
+            <w:sz w:val="28"/>
+            <w:szCs w:val="28"/>
+          </w:rPr>
+          <w:fldChar w:fldCharType="end"/>
+        </w:r>
+      </w:hyperlink>
+    </w:p>
+    <w:p>
+      <w:pPr>
+        <w:pStyle w:val="TOC1"/>
+        <w:rPr>
+          <w:rFonts w:cstheme="minorBidi" w:hint="eastAsia"/>
+          <w:noProof/>
+          <w:kern w:val="2"/>
+          <w:sz w:val="28"/>
+          <w:szCs w:val="28"/>
+          <w14:ligatures w14:val="standardContextual"/>
+        </w:rPr>
+      </w:pPr>
+      <w:hyperlink w:anchor="_Toc225691141" w:history="1">
+        <w:r>
+          <w:rPr>
+            <w:rStyle w:val="af4"/>
+            <w:rFonts w:hint="eastAsia"/>
+            <w:b w:val="0"/>
+            <w:bCs w:val="0"/>
+            <w:noProof/>
+            <w:sz w:val="28"/>
+            <w:szCs w:val="28"/>
+          </w:rPr>
+          <w:t xml:space="preserve">2 </w:t>
+        </w:r>
+        <w:r>
+          <w:rPr>
+            <w:rStyle w:val="af4"/>
+            <w:rFonts w:hint="eastAsia"/>
+            <w:b w:val="0"/>
+            <w:bCs w:val="0"/>
+            <w:noProof/>
+            <w:sz w:val="28"/>
+            <w:szCs w:val="28"/>
+          </w:rPr>
+          <w:t>数据集描述与预处理</w:t>
+        </w:r>
+        <w:r>
+          <w:rPr>
+            <w:rFonts w:hint="eastAsia"/>
+            <w:noProof/>
+            <w:webHidden/>
+            <w:sz w:val="28"/>
+            <w:szCs w:val="28"/>
+          </w:rPr>
+          <w:tab/>
+        </w:r>
+        <w:r>
+          <w:rPr>
+            <w:rFonts w:hint="eastAsia"/>
+            <w:noProof/>
+            <w:webHidden/>
+            <w:sz w:val="28"/>
+            <w:szCs w:val="28"/>
+          </w:rPr>
+          <w:fldChar w:fldCharType="begin"/>
+        </w:r>
+        <w:r>
+          <w:rPr>
+            <w:rFonts w:hint="eastAsia"/>
+            <w:noProof/>
+            <w:webHidden/>
+            <w:sz w:val="28"/>
+            <w:szCs w:val="28"/>
+          </w:rPr>
+          <w:instrText xml:space="preserve"> </w:instrText>
+        </w:r>
+        <w:r>
+          <w:rPr>
+            <w:noProof/>
+            <w:webHidden/>
+            <w:sz w:val="28"/>
+            <w:szCs w:val="28"/>
+          </w:rPr>
+          <w:instrText>PAGEREF _Toc225691141 \h</w:instrText>
+        </w:r>
+        <w:r>
+          <w:rPr>
+            <w:rFonts w:hint="eastAsia"/>
+            <w:noProof/>
+            <w:webHidden/>
+            <w:sz w:val="28"/>
+            <w:szCs w:val="28"/>
+          </w:rPr>
+          <w:instrText xml:space="preserve"> </w:instrText>
+        </w:r>
+        <w:r>
+          <w:rPr>
+            <w:rFonts w:hint="eastAsia"/>
+            <w:noProof/>
+            <w:webHidden/>
+            <w:sz w:val="28"/>
+            <w:szCs w:val="28"/>
+          </w:rPr>
+        </w:r>
+        <w:r>
+          <w:rPr>
+            <w:rFonts w:hint="eastAsia"/>
+            <w:noProof/>
+            <w:webHidden/>
+            <w:sz w:val="28"/>
+            <w:szCs w:val="28"/>
+          </w:rPr>
+          <w:fldChar w:fldCharType="separate"/>
+        </w:r>
+        <w:r>
+          <w:rPr>
+            <w:rFonts w:hint="eastAsia"/>
+            <w:noProof/>
+            <w:webHidden/>
+            <w:sz w:val="28"/>
+            <w:szCs w:val="28"/>
+          </w:rPr>
+          <w:t>1</w:t>
+        </w:r>
+        <w:r>
+          <w:rPr>
+            <w:rFonts w:hint="eastAsia"/>
+            <w:noProof/>
+            <w:webHidden/>
+            <w:sz w:val="28"/>
+            <w:szCs w:val="28"/>
+          </w:rPr>
+          <w:fldChar w:fldCharType="end"/>
+        </w:r>
+      </w:hyperlink>
+    </w:p>
+    <w:p>
+      <w:pPr>
+        <w:pStyle w:val="TOC1"/>
+        <w:rPr>
+          <w:rFonts w:cstheme="minorBidi" w:hint="eastAsia"/>
+          <w:noProof/>
+          <w:kern w:val="2"/>
+          <w:sz w:val="28"/>
+          <w:szCs w:val="28"/>
+          <w14:ligatures w14:val="standardContextual"/>
+        </w:rPr>
+      </w:pPr>
+      <w:hyperlink w:anchor="_Toc225691142" w:history="1">
+        <w:r>
+          <w:rPr>
+            <w:rStyle w:val="af4"/>
+            <w:rFonts w:hint="eastAsia"/>
+            <w:b w:val="0"/>
+            <w:bCs w:val="0"/>
+            <w:noProof/>
+            <w:sz w:val="28"/>
+            <w:szCs w:val="28"/>
+          </w:rPr>
+          <w:t xml:space="preserve">3 </w:t>
+        </w:r>
+        <w:r>
+          <w:rPr>
+            <w:rStyle w:val="af4"/>
+            <w:rFonts w:hint="eastAsia"/>
+            <w:b w:val="0"/>
+            <w:bCs w:val="0"/>
+            <w:noProof/>
+            <w:sz w:val="28"/>
+            <w:szCs w:val="28"/>
+          </w:rPr>
+          <w:t>算法</w:t>
+        </w:r>
+        <w:r>
+          <w:rPr>
+            <w:rStyle w:val="af4"/>
+            <w:rFonts w:hint="eastAsia"/>
+            <w:b w:val="0"/>
+            <w:bCs w:val="0"/>
+            <w:noProof/>
+            <w:sz w:val="28"/>
+            <w:szCs w:val="28"/>
+          </w:rPr>
+          <w:t>/</w:t>
+        </w:r>
+        <w:r>
+          <w:rPr>
+            <w:rStyle w:val="af4"/>
+            <w:rFonts w:hint="eastAsia"/>
+            <w:b w:val="0"/>
+            <w:bCs w:val="0"/>
+            <w:noProof/>
+            <w:sz w:val="28"/>
+            <w:szCs w:val="28"/>
+          </w:rPr>
+          <w:t>模型原理回顾</w:t>
+        </w:r>
+        <w:r>
+          <w:rPr>
+            <w:rFonts w:hint="eastAsia"/>
+            <w:noProof/>
+            <w:webHidden/>
+            <w:sz w:val="28"/>
+            <w:szCs w:val="28"/>
+          </w:rPr>
+          <w:tab/>
+        </w:r>
+        <w:r>
+          <w:rPr>
+            <w:rFonts w:hint="eastAsia"/>
+            <w:noProof/>
+            <w:webHidden/>
+            <w:sz w:val="28"/>
+            <w:szCs w:val="28"/>
+          </w:rPr>
+          <w:fldChar w:fldCharType="begin"/>
+        </w:r>
+        <w:r>
+          <w:rPr>
+            <w:rFonts w:hint="eastAsia"/>
+            <w:noProof/>
+            <w:webHidden/>
+            <w:sz w:val="28"/>
+            <w:szCs w:val="28"/>
+          </w:rPr>
+          <w:instrText xml:space="preserve"> </w:instrText>
+        </w:r>
+        <w:r>
+          <w:rPr>
+            <w:noProof/>
+            <w:webHidden/>
+            <w:sz w:val="28"/>
+            <w:szCs w:val="28"/>
+          </w:rPr>
+          <w:instrText>PAGEREF _Toc225691142 \h</w:instrText>
+        </w:r>
+        <w:r>
+          <w:rPr>
+            <w:rFonts w:hint="eastAsia"/>
+            <w:noProof/>
+            <w:webHidden/>
+            <w:sz w:val="28"/>
+            <w:szCs w:val="28"/>
+          </w:rPr>
+          <w:instrText xml:space="preserve"> </w:instrText>
+        </w:r>
+        <w:r>
+          <w:rPr>
+            <w:rFonts w:hint="eastAsia"/>
+            <w:noProof/>
+            <w:webHidden/>
+            <w:sz w:val="28"/>
+            <w:szCs w:val="28"/>
+          </w:rPr>
+        </w:r>
+        <w:r>
+          <w:rPr>
+            <w:rFonts w:hint="eastAsia"/>
+            <w:noProof/>
+            <w:webHidden/>
+            <w:sz w:val="28"/>
+            <w:szCs w:val="28"/>
+          </w:rPr>
+          <w:fldChar w:fldCharType="separate"/>
+        </w:r>
+        <w:r>
+          <w:rPr>
+            <w:rFonts w:hint="eastAsia"/>
+            <w:noProof/>
+            <w:webHidden/>
+            <w:sz w:val="28"/>
+            <w:szCs w:val="28"/>
+          </w:rPr>
+          <w:t>3</w:t>
+        </w:r>
+        <w:r>
+          <w:rPr>
+            <w:rFonts w:hint="eastAsia"/>
+            <w:noProof/>
+            <w:webHidden/>
+            <w:sz w:val="28"/>
+            <w:szCs w:val="28"/>
+          </w:rPr>
+          <w:fldChar w:fldCharType="end"/>
+        </w:r>
+      </w:hyperlink>
+    </w:p>
+    <w:p>
+      <w:pPr>
+        <w:pStyle w:val="TOC1"/>
+        <w:rPr>
+          <w:rFonts w:cstheme="minorBidi" w:hint="eastAsia"/>
+          <w:noProof/>
+          <w:kern w:val="2"/>
+          <w:sz w:val="28"/>
+          <w:szCs w:val="28"/>
+          <w14:ligatures w14:val="standardContextual"/>
+        </w:rPr>
+      </w:pPr>
+      <w:hyperlink w:anchor="_Toc225691143" w:history="1">
+        <w:r>
+          <w:rPr>
+            <w:rStyle w:val="af4"/>
+            <w:rFonts w:hint="eastAsia"/>
+            <w:b w:val="0"/>
+            <w:bCs w:val="0"/>
+            <w:noProof/>
+            <w:sz w:val="28"/>
+            <w:szCs w:val="28"/>
+          </w:rPr>
+          <w:t xml:space="preserve">4 </w:t>
+        </w:r>
+        <w:r>
+          <w:rPr>
+            <w:rStyle w:val="af4"/>
+            <w:rFonts w:hint="eastAsia"/>
+            <w:b w:val="0"/>
+            <w:bCs w:val="0"/>
+            <w:noProof/>
+            <w:sz w:val="28"/>
+            <w:szCs w:val="28"/>
+          </w:rPr>
+          <w:t>实验设计与复现过程</w:t>
+        </w:r>
+        <w:r>
+          <w:rPr>
+            <w:rFonts w:hint="eastAsia"/>
+            <w:noProof/>
+            <w:webHidden/>
+            <w:sz w:val="28"/>
+            <w:szCs w:val="28"/>
+          </w:rPr>
+          <w:tab/>
+        </w:r>
+        <w:r>
+          <w:rPr>
+            <w:rFonts w:hint="eastAsia"/>
+            <w:noProof/>
+            <w:webHidden/>
+            <w:sz w:val="28"/>
+            <w:szCs w:val="28"/>
+          </w:rPr>
+          <w:fldChar w:fldCharType="begin"/>
+        </w:r>
+        <w:r>
+          <w:rPr>
+            <w:rFonts w:hint="eastAsia"/>
+            <w:noProof/>
+            <w:webHidden/>
+            <w:sz w:val="28"/>
+            <w:szCs w:val="28"/>
+          </w:rPr>
+          <w:instrText xml:space="preserve"> </w:instrText>
+        </w:r>
+        <w:r>
+          <w:rPr>
+            <w:noProof/>
+            <w:webHidden/>
+            <w:sz w:val="28"/>
+            <w:szCs w:val="28"/>
+          </w:rPr>
+          <w:instrText>PAGEREF _Toc225691143 \h</w:instrText>
+        </w:r>
+        <w:r>
+          <w:rPr>
+            <w:rFonts w:hint="eastAsia"/>
+            <w:noProof/>
+            <w:webHidden/>
+            <w:sz w:val="28"/>
+            <w:szCs w:val="28"/>
+          </w:rPr>
+          <w:instrText xml:space="preserve"> </w:instrText>
+        </w:r>
+        <w:r>
+          <w:rPr>
+            <w:rFonts w:hint="eastAsia"/>
+            <w:noProof/>
+            <w:webHidden/>
+            <w:sz w:val="28"/>
+            <w:szCs w:val="28"/>
+          </w:rPr>
+        </w:r>
+        <w:r>
+          <w:rPr>
+            <w:rFonts w:hint="eastAsia"/>
+            <w:noProof/>
+            <w:webHidden/>
+            <w:sz w:val="28"/>
+            <w:szCs w:val="28"/>
+          </w:rPr>
+          <w:fldChar w:fldCharType="separate"/>
+        </w:r>
+        <w:r>
+          <w:rPr>
+            <w:rFonts w:hint="eastAsia"/>
+            <w:noProof/>
+            <w:webHidden/>
+            <w:sz w:val="28"/>
+            <w:szCs w:val="28"/>
+          </w:rPr>
+          <w:t>6</w:t>
+        </w:r>
+        <w:r>
+          <w:rPr>
+            <w:rFonts w:hint="eastAsia"/>
+            <w:noProof/>
+            <w:webHidden/>
+            <w:sz w:val="28"/>
+            <w:szCs w:val="28"/>
+          </w:rPr>
+          <w:fldChar w:fldCharType="end"/>
+        </w:r>
+      </w:hyperlink>
+    </w:p>
+    <w:p>
+      <w:pPr>
+        <w:pStyle w:val="TOC1"/>
+        <w:rPr>
+          <w:rFonts w:cstheme="minorBidi" w:hint="eastAsia"/>
+          <w:noProof/>
+          <w:kern w:val="2"/>
+          <w:sz w:val="28"/>
+          <w:szCs w:val="28"/>
+          <w14:ligatures w14:val="standardContextual"/>
+        </w:rPr>
+      </w:pPr>
+      <w:hyperlink w:anchor="_Toc225691144" w:history="1">
+        <w:r>
+          <w:rPr>
+            <w:rStyle w:val="af4"/>
+            <w:rFonts w:hint="eastAsia"/>
+            <w:b w:val="0"/>
+            <w:bCs w:val="0"/>
+            <w:noProof/>
+            <w:sz w:val="28"/>
+            <w:szCs w:val="28"/>
+          </w:rPr>
+          <w:t xml:space="preserve">5 </w:t>
+        </w:r>
+        <w:r>
+          <w:rPr>
+            <w:rStyle w:val="af4"/>
+            <w:rFonts w:hint="eastAsia"/>
+            <w:b w:val="0"/>
+            <w:bCs w:val="0"/>
+            <w:noProof/>
+            <w:sz w:val="28"/>
+            <w:szCs w:val="28"/>
+          </w:rPr>
+          <w:t>结果分析与讨论</w:t>
+        </w:r>
+        <w:r>
+          <w:rPr>
+            <w:rFonts w:hint="eastAsia"/>
+            <w:noProof/>
+            <w:webHidden/>
+            <w:sz w:val="28"/>
+            <w:szCs w:val="28"/>
+          </w:rPr>
+          <w:tab/>
+        </w:r>
+        <w:r>
+          <w:rPr>
+            <w:rFonts w:hint="eastAsia"/>
+            <w:noProof/>
+            <w:webHidden/>
+            <w:sz w:val="28"/>
+            <w:szCs w:val="28"/>
+          </w:rPr>
+          <w:fldChar w:fldCharType="begin"/>
+        </w:r>
+        <w:r>
+          <w:rPr>
+            <w:rFonts w:hint="eastAsia"/>
+            <w:noProof/>
+            <w:webHidden/>
+            <w:sz w:val="28"/>
+            <w:szCs w:val="28"/>
+          </w:rPr>
+          <w:instrText xml:space="preserve"> </w:instrText>
+        </w:r>
+        <w:r>
+          <w:rPr>
+            <w:noProof/>
+            <w:webHidden/>
+            <w:sz w:val="28"/>
+            <w:szCs w:val="28"/>
+          </w:rPr>
+          <w:instrText>PAGEREF _Toc225691144 \h</w:instrText>
+        </w:r>
+        <w:r>
+          <w:rPr>
+            <w:rFonts w:hint="eastAsia"/>
+            <w:noProof/>
+            <w:webHidden/>
+            <w:sz w:val="28"/>
+            <w:szCs w:val="28"/>
+          </w:rPr>
+          <w:instrText xml:space="preserve"> </w:instrText>
+        </w:r>
+        <w:r>
+          <w:rPr>
+            <w:rFonts w:hint="eastAsia"/>
+            <w:noProof/>
+            <w:webHidden/>
+            <w:sz w:val="28"/>
+            <w:szCs w:val="28"/>
+          </w:rPr>
+        </w:r>
+        <w:r>
+          <w:rPr>
+            <w:rFonts w:hint="eastAsia"/>
+            <w:noProof/>
+            <w:webHidden/>
+            <w:sz w:val="28"/>
+            <w:szCs w:val="28"/>
+          </w:rPr>
+          <w:fldChar w:fldCharType="separate"/>
+        </w:r>
+        <w:r>
+          <w:rPr>
+            <w:rFonts w:hint="eastAsia"/>
+            <w:noProof/>
+            <w:webHidden/>
+            <w:sz w:val="28"/>
+            <w:szCs w:val="28"/>
+          </w:rPr>
+          <w:t>7</w:t>
+        </w:r>
+        <w:r>
+          <w:rPr>
+            <w:rFonts w:hint="eastAsia"/>
+            <w:noProof/>
+            <w:webHidden/>
+            <w:sz w:val="28"/>
+            <w:szCs w:val="28"/>
+          </w:rPr>
+          <w:fldChar w:fldCharType="end"/>
+        </w:r>
+      </w:hyperlink>
+    </w:p>
+    <w:p>
+      <w:pPr>
+        <w:pStyle w:val="TOC1"/>
+        <w:rPr>
+          <w:rFonts w:cstheme="minorBidi" w:hint="eastAsia"/>
+          <w:noProof/>
+          <w:kern w:val="2"/>
+          <w:sz w:val="28"/>
+          <w:szCs w:val="28"/>
+          <w14:ligatures w14:val="standardContextual"/>
+        </w:rPr>
+      </w:pPr>
+      <w:hyperlink w:anchor="_Toc225691145" w:history="1">
+        <w:r>
+          <w:rPr>
+            <w:rStyle w:val="af4"/>
+            <w:rFonts w:hint="eastAsia"/>
+            <w:b w:val="0"/>
+            <w:bCs w:val="0"/>
+            <w:noProof/>
+            <w:sz w:val="28"/>
+            <w:szCs w:val="28"/>
+          </w:rPr>
+          <w:t xml:space="preserve">6 </w:t>
+        </w:r>
+        <w:r>
+          <w:rPr>
+            <w:rStyle w:val="af4"/>
+            <w:rFonts w:hint="eastAsia"/>
+            <w:b w:val="0"/>
+            <w:bCs w:val="0"/>
+            <w:noProof/>
+            <w:sz w:val="28"/>
+            <w:szCs w:val="28"/>
+          </w:rPr>
+          <w:t>结论与启示</w:t>
+        </w:r>
+        <w:r>
+          <w:rPr>
+            <w:rFonts w:hint="eastAsia"/>
+            <w:noProof/>
+            <w:webHidden/>
+            <w:sz w:val="28"/>
+            <w:szCs w:val="28"/>
+          </w:rPr>
+          <w:tab/>
+        </w:r>
+        <w:r>
+          <w:rPr>
+            <w:rFonts w:hint="eastAsia"/>
+            <w:noProof/>
+            <w:webHidden/>
+            <w:sz w:val="28"/>
+            <w:szCs w:val="28"/>
+          </w:rPr>
+          <w:fldChar w:fldCharType="begin"/>
+        </w:r>
+        <w:r>
+          <w:rPr>
+            <w:rFonts w:hint="eastAsia"/>
+            <w:noProof/>
+            <w:webHidden/>
+            <w:sz w:val="28"/>
+            <w:szCs w:val="28"/>
+          </w:rPr>
+          <w:instrText xml:space="preserve"> </w:instrText>
+        </w:r>
+        <w:r>
+          <w:rPr>
+            <w:noProof/>
+            <w:webHidden/>
+            <w:sz w:val="28"/>
+            <w:szCs w:val="28"/>
+          </w:rPr>
+          <w:instrText>PAGEREF _Toc225691145 \h</w:instrText>
+        </w:r>
+        <w:r>
+          <w:rPr>
+            <w:rFonts w:hint="eastAsia"/>
+            <w:noProof/>
+            <w:webHidden/>
+            <w:sz w:val="28"/>
+            <w:szCs w:val="28"/>
+          </w:rPr>
+          <w:instrText xml:space="preserve"> </w:instrText>
+        </w:r>
+        <w:r>
+          <w:rPr>
+            <w:rFonts w:hint="eastAsia"/>
+            <w:noProof/>
+            <w:webHidden/>
+            <w:sz w:val="28"/>
+            <w:szCs w:val="28"/>
+          </w:rPr>
+        </w:r>
+        <w:r>
+          <w:rPr>
+            <w:rFonts w:hint="eastAsia"/>
+            <w:noProof/>
+            <w:webHidden/>
+            <w:sz w:val="28"/>
+            <w:szCs w:val="28"/>
+          </w:rPr>
+          <w:fldChar w:fldCharType="separate"/>
+        </w:r>
+        <w:r>
+          <w:rPr>
+            <w:rFonts w:hint="eastAsia"/>
+            <w:noProof/>
+            <w:webHidden/>
+            <w:sz w:val="28"/>
+            <w:szCs w:val="28"/>
+          </w:rPr>
+          <w:t>9</w:t>
+        </w:r>
+        <w:r>
+          <w:rPr>
+            <w:rFonts w:hint="eastAsia"/>
+            <w:noProof/>
+            <w:webHidden/>
+            <w:sz w:val="28"/>
+            <w:szCs w:val="28"/>
+          </w:rPr>
+          <w:fldChar w:fldCharType="end"/>
+        </w:r>
+      </w:hyperlink>
+    </w:p>
+    <w:p>
+      <w:pPr>
+        <w:pStyle w:val="TOC1"/>
+        <w:rPr>
+          <w:rFonts w:cstheme="minorBidi" w:hint="eastAsia"/>
+          <w:noProof/>
+          <w:kern w:val="2"/>
+          <w:sz w:val="28"/>
+          <w:szCs w:val="28"/>
+          <w14:ligatures w14:val="standardContextual"/>
+        </w:rPr>
+      </w:pPr>
+      <w:hyperlink w:anchor="_Toc225691146" w:history="1">
+        <w:r>
+          <w:rPr>
+            <w:rStyle w:val="af4"/>
+            <w:rFonts w:hint="eastAsia"/>
+            <w:b w:val="0"/>
+            <w:bCs w:val="0"/>
+            <w:noProof/>
+            <w:sz w:val="28"/>
+            <w:szCs w:val="28"/>
+          </w:rPr>
+          <w:t>参考文献</w:t>
+        </w:r>
+        <w:r>
+          <w:rPr>
+            <w:rFonts w:hint="eastAsia"/>
+            <w:noProof/>
+            <w:webHidden/>
+            <w:sz w:val="28"/>
+            <w:szCs w:val="28"/>
+          </w:rPr>
+          <w:tab/>
+        </w:r>
+        <w:r>
+          <w:rPr>
+            <w:rFonts w:hint="eastAsia"/>
+            <w:noProof/>
+            <w:webHidden/>
+            <w:sz w:val="28"/>
+            <w:szCs w:val="28"/>
+          </w:rPr>
+          <w:fldChar w:fldCharType="begin"/>
+        </w:r>
+        <w:r>
+          <w:rPr>
+            <w:rFonts w:hint="eastAsia"/>
+            <w:noProof/>
+            <w:webHidden/>
+            <w:sz w:val="28"/>
+            <w:szCs w:val="28"/>
+          </w:rPr>
+          <w:instrText xml:space="preserve"> </w:instrText>
+        </w:r>
+        <w:r>
+          <w:rPr>
+            <w:noProof/>
+            <w:webHidden/>
+            <w:sz w:val="28"/>
+            <w:szCs w:val="28"/>
+          </w:rPr>
+          <w:instrText>PAGEREF _Toc225691146 \h</w:instrText>
+        </w:r>
+        <w:r>
+          <w:rPr>
+            <w:rFonts w:hint="eastAsia"/>
+            <w:noProof/>
+            <w:webHidden/>
+            <w:sz w:val="28"/>
+            <w:szCs w:val="28"/>
+          </w:rPr>
+          <w:instrText xml:space="preserve"> </w:instrText>
+        </w:r>
+        <w:r>
+          <w:rPr>
+            <w:rFonts w:hint="eastAsia"/>
+            <w:noProof/>
+            <w:webHidden/>
+            <w:sz w:val="28"/>
+            <w:szCs w:val="28"/>
+          </w:rPr>
+        </w:r>
+        <w:r>
+          <w:rPr>
+            <w:rFonts w:hint="eastAsia"/>
+            <w:noProof/>
+            <w:webHidden/>
+            <w:sz w:val="28"/>
+            <w:szCs w:val="28"/>
+          </w:rPr>
+          <w:fldChar w:fldCharType="separate"/>
+        </w:r>
+        <w:r>
+          <w:rPr>
+            <w:rFonts w:hint="eastAsia"/>
+            <w:noProof/>
+            <w:webHidden/>
+            <w:sz w:val="28"/>
+            <w:szCs w:val="28"/>
+          </w:rPr>
+          <w:t>11</w:t>
+        </w:r>
+        <w:r>
+          <w:rPr>
+            <w:rFonts w:hint="eastAsia"/>
+            <w:noProof/>
+            <w:webHidden/>
+            <w:sz w:val="28"/>
+            <w:szCs w:val="28"/>
+          </w:rPr>
+          <w:fldChar w:fldCharType="end"/>
+        </w:r>
+      </w:hyperlink>
+    </w:p>
+    <w:p>
+      <w:pPr>
+        <w:pStyle w:val="TOC1"/>
+        <w:rPr>
+          <w:rFonts w:cstheme="minorBidi" w:hint="eastAsia"/>
+          <w:noProof/>
+          <w:kern w:val="2"/>
+          <w:sz w:val="28"/>
+          <w:szCs w:val="28"/>
+          <w14:ligatures w14:val="standardContextual"/>
+        </w:rPr>
+      </w:pPr>
+      <w:hyperlink w:anchor="_Toc225691147" w:history="1">
+        <w:r>
+          <w:rPr>
+            <w:rStyle w:val="af4"/>
+            <w:rFonts w:hint="eastAsia"/>
+            <w:b w:val="0"/>
+            <w:bCs w:val="0"/>
+            <w:noProof/>
+            <w:sz w:val="28"/>
+            <w:szCs w:val="28"/>
+          </w:rPr>
+          <w:t>附录</w:t>
+        </w:r>
+        <w:r>
+          <w:rPr>
+            <w:rStyle w:val="af4"/>
+            <w:rFonts w:hint="eastAsia"/>
+            <w:b w:val="0"/>
+            <w:bCs w:val="0"/>
+            <w:noProof/>
+            <w:sz w:val="28"/>
+            <w:szCs w:val="28"/>
+          </w:rPr>
+          <w:t xml:space="preserve">A </w:t>
+        </w:r>
+        <w:r>
+          <w:rPr>
+            <w:rStyle w:val="af4"/>
+            <w:rFonts w:hint="eastAsia"/>
+            <w:b w:val="0"/>
+            <w:bCs w:val="0"/>
+            <w:noProof/>
+            <w:sz w:val="28"/>
+            <w:szCs w:val="28"/>
+          </w:rPr>
+          <w:t>关键代码</w:t>
+        </w:r>
+        <w:r>
+          <w:rPr>
+            <w:rFonts w:hint="eastAsia"/>
+            <w:noProof/>
+            <w:webHidden/>
+            <w:sz w:val="28"/>
+            <w:szCs w:val="28"/>
+          </w:rPr>
+          <w:tab/>
+        </w:r>
+        <w:r>
+          <w:rPr>
+            <w:rFonts w:hint="eastAsia"/>
+            <w:noProof/>
+            <w:webHidden/>
+            <w:sz w:val="28"/>
+            <w:szCs w:val="28"/>
+          </w:rPr>
+          <w:fldChar w:fldCharType="begin"/>
+        </w:r>
+        <w:r>
+          <w:rPr>
+            <w:rFonts w:hint="eastAsia"/>
+            <w:noProof/>
+            <w:webHidden/>
+            <w:sz w:val="28"/>
+            <w:szCs w:val="28"/>
+          </w:rPr>
+          <w:instrText xml:space="preserve"> </w:instrText>
+        </w:r>
+        <w:r>
+          <w:rPr>
+            <w:noProof/>
+            <w:webHidden/>
+            <w:sz w:val="28"/>
+            <w:szCs w:val="28"/>
+          </w:rPr>
+          <w:instrText>PAGEREF _Toc225691147 \h</w:instrText>
+        </w:r>
+        <w:r>
+          <w:rPr>
+            <w:rFonts w:hint="eastAsia"/>
+            <w:noProof/>
+            <w:webHidden/>
+            <w:sz w:val="28"/>
+            <w:szCs w:val="28"/>
+          </w:rPr>
+          <w:instrText xml:space="preserve"> </w:instrText>
+        </w:r>
+        <w:r>
+          <w:rPr>
+            <w:rFonts w:hint="eastAsia"/>
+            <w:noProof/>
+            <w:webHidden/>
+            <w:sz w:val="28"/>
+            <w:szCs w:val="28"/>
+          </w:rPr>
+        </w:r>
+        <w:r>
+          <w:rPr>
+            <w:rFonts w:hint="eastAsia"/>
+            <w:noProof/>
+            <w:webHidden/>
+            <w:sz w:val="28"/>
+            <w:szCs w:val="28"/>
+          </w:rPr>
+          <w:fldChar w:fldCharType="separate"/>
+        </w:r>
+        <w:r>
+          <w:rPr>
+            <w:rFonts w:hint="eastAsia"/>
+            <w:noProof/>
+            <w:webHidden/>
+            <w:sz w:val="28"/>
+            <w:szCs w:val="28"/>
+          </w:rPr>
+          <w:t>11</w:t>
+        </w:r>
+        <w:r>
+          <w:rPr>
+            <w:rFonts w:hint="eastAsia"/>
+            <w:noProof/>
+            <w:webHidden/>
+            <w:sz w:val="28"/>
+            <w:szCs w:val="28"/>
+          </w:rPr>
+          <w:fldChar w:fldCharType="end"/>
+        </w:r>
+      </w:hyperlink>
+    </w:p>
+    <w:p>
+      <w:pPr>
         <w:spacing w:line="360" w:lineRule="auto"/>
         <w:jc w:val="left"/>
         <w:rPr>
-          <w:sz w:val="24"/>
-          <w:szCs w:val="24"/>
-        </w:rPr>
-      </w:pPr>
-      <w:r>
-        <w:rPr>
-          <w:sz w:val="24"/>
-          <w:szCs w:val="24"/>
-        </w:rPr>
-        <w:lastRenderedPageBreak/>
-        <w:t xml:space="preserve">1 </w:t>
-      </w:r>
-      <w:r>
-        <w:rPr>
-          <w:rFonts w:hint="eastAsia"/>
-          <w:sz w:val="24"/>
-          <w:szCs w:val="24"/>
-        </w:rPr>
-        <w:t>案例背景与问题</w:t>
-      </w:r>
-      <w:proofErr w:type="gramStart"/>
-      <w:r>
-        <w:rPr>
-          <w:rFonts w:hint="eastAsia"/>
-          <w:sz w:val="24"/>
-          <w:szCs w:val="24"/>
-        </w:rPr>
-        <w:t>定义</w:t>
-      </w:r>
-      <w:r>
-        <w:rPr>
-          <w:sz w:val="24"/>
-          <w:szCs w:val="24"/>
-        </w:rPr>
-        <w:t xml:space="preserve"> ......</w:t>
-      </w:r>
-      <w:proofErr w:type="gramEnd"/>
-      <w:r>
-        <w:rPr>
-          <w:sz w:val="24"/>
-          <w:szCs w:val="24"/>
-        </w:rPr>
-        <w:t xml:space="preserve">.............. 1  </w:t>
+          <w:rFonts w:hint="eastAsia"/>
+          <w:sz w:val="24"/>
+          <w:szCs w:val="24"/>
+        </w:rPr>
+      </w:pPr>
+      <w:r>
+        <w:rPr>
+          <w:rFonts w:eastAsia="黑体"/>
+        </w:rPr>
+        <w:fldChar w:fldCharType="end"/>
       </w:r>
     </w:p>
     <w:p>
@@ -575,437 +1640,242 @@
           <w:szCs w:val="24"/>
         </w:rPr>
       </w:pPr>
-      <w:r>
-        <w:rPr>
-          <w:sz w:val="24"/>
-          <w:szCs w:val="24"/>
-        </w:rPr>
-        <w:t xml:space="preserve">2 </w:t>
-      </w:r>
-      <w:r>
-        <w:rPr>
-          <w:rFonts w:hint="eastAsia"/>
-          <w:sz w:val="24"/>
-          <w:szCs w:val="24"/>
-        </w:rPr>
-        <w:t>数据集描述与</w:t>
-      </w:r>
-      <w:proofErr w:type="gramStart"/>
-      <w:r>
-        <w:rPr>
-          <w:rFonts w:hint="eastAsia"/>
-          <w:sz w:val="24"/>
-          <w:szCs w:val="24"/>
-        </w:rPr>
-        <w:t>预处理</w:t>
-      </w:r>
-      <w:r>
-        <w:rPr>
-          <w:sz w:val="24"/>
-          <w:szCs w:val="24"/>
-        </w:rPr>
-        <w:t xml:space="preserve"> ......</w:t>
-      </w:r>
-      <w:proofErr w:type="gramEnd"/>
-      <w:r>
-        <w:rPr>
-          <w:sz w:val="24"/>
-          <w:szCs w:val="24"/>
-        </w:rPr>
-        <w:t xml:space="preserve">.............. 2  </w:t>
-      </w:r>
     </w:p>
     <w:p>
       <w:pPr>
         <w:spacing w:line="360" w:lineRule="auto"/>
         <w:jc w:val="left"/>
         <w:rPr>
-          <w:sz w:val="24"/>
-          <w:szCs w:val="24"/>
-        </w:rPr>
-      </w:pPr>
-      <w:r>
-        <w:rPr>
-          <w:sz w:val="24"/>
-          <w:szCs w:val="24"/>
-        </w:rPr>
-        <w:t xml:space="preserve">3 </w:t>
-      </w:r>
-      <w:r>
-        <w:rPr>
-          <w:rFonts w:hint="eastAsia"/>
-          <w:sz w:val="24"/>
-          <w:szCs w:val="24"/>
-        </w:rPr>
-        <w:t>算法</w:t>
-      </w:r>
-      <w:r>
-        <w:rPr>
-          <w:sz w:val="24"/>
-          <w:szCs w:val="24"/>
-        </w:rPr>
-        <w:t>/</w:t>
-      </w:r>
-      <w:r>
-        <w:rPr>
-          <w:rFonts w:hint="eastAsia"/>
-          <w:sz w:val="24"/>
-          <w:szCs w:val="24"/>
-        </w:rPr>
-        <w:t>模型原理</w:t>
-      </w:r>
-      <w:proofErr w:type="gramStart"/>
-      <w:r>
-        <w:rPr>
-          <w:rFonts w:hint="eastAsia"/>
-          <w:sz w:val="24"/>
-          <w:szCs w:val="24"/>
-        </w:rPr>
-        <w:t>回顾</w:t>
-      </w:r>
-      <w:r>
-        <w:rPr>
-          <w:sz w:val="24"/>
-          <w:szCs w:val="24"/>
-        </w:rPr>
-        <w:t xml:space="preserve"> ......</w:t>
-      </w:r>
-      <w:proofErr w:type="gramEnd"/>
-      <w:r>
-        <w:rPr>
-          <w:sz w:val="24"/>
-          <w:szCs w:val="24"/>
-        </w:rPr>
-        <w:t xml:space="preserve">................ 3  </w:t>
-      </w:r>
+          <w:rFonts w:hint="eastAsia"/>
+          <w:sz w:val="24"/>
+          <w:szCs w:val="24"/>
+        </w:rPr>
+        <w:sectPr>
+          <w:footerReference w:type="default" r:id="rId8"/>
+          <w:pgSz w:w="11906" w:h="16838" w:code="9"/>
+          <w:pgMar w:top="1440" w:right="1797" w:bottom="1440" w:left="1797" w:header="851" w:footer="992" w:gutter="0"/>
+          <w:pgNumType w:fmt="upperRoman"/>
+          <w:cols w:space="425"/>
+          <w:docGrid w:type="lines" w:linePitch="312"/>
+        </w:sectPr>
+      </w:pPr>
     </w:p>
     <w:p>
       <w:pPr>
-        <w:spacing w:line="360" w:lineRule="auto"/>
-        <w:jc w:val="left"/>
-        <w:rPr>
-          <w:sz w:val="24"/>
-          <w:szCs w:val="24"/>
-        </w:rPr>
-      </w:pPr>
-      <w:r>
-        <w:rPr>
-          <w:sz w:val="24"/>
-          <w:szCs w:val="24"/>
-        </w:rPr>
-        <w:t xml:space="preserve">4 </w:t>
-      </w:r>
-      <w:r>
-        <w:rPr>
-          <w:rFonts w:hint="eastAsia"/>
-          <w:sz w:val="24"/>
-          <w:szCs w:val="24"/>
-        </w:rPr>
-        <w:t>实验设计与复现</w:t>
-      </w:r>
-      <w:proofErr w:type="gramStart"/>
-      <w:r>
-        <w:rPr>
-          <w:rFonts w:hint="eastAsia"/>
-          <w:sz w:val="24"/>
-          <w:szCs w:val="24"/>
-        </w:rPr>
-        <w:t>过程</w:t>
-      </w:r>
-      <w:r>
-        <w:rPr>
-          <w:sz w:val="24"/>
-          <w:szCs w:val="24"/>
-        </w:rPr>
-        <w:t xml:space="preserve"> ......</w:t>
-      </w:r>
-      <w:proofErr w:type="gramEnd"/>
-      <w:r>
-        <w:rPr>
-          <w:sz w:val="24"/>
-          <w:szCs w:val="24"/>
-        </w:rPr>
-        <w:t xml:space="preserve">.............. 4  </w:t>
-      </w:r>
+        <w:pStyle w:val="1"/>
+        <w:rPr>
+          <w:rFonts w:ascii="黑体" w:eastAsia="黑体" w:hAnsi="黑体"/>
+          <w:b/>
+          <w:bCs/>
+          <w:color w:val="auto"/>
+          <w:sz w:val="32"/>
+          <w:szCs w:val="32"/>
+        </w:rPr>
+      </w:pPr>
+      <w:bookmarkStart w:id="0" w:name="_Toc225691140"/>
+      <w:r>
+        <w:rPr>
+          <w:rFonts w:ascii="黑体" w:eastAsia="黑体" w:hAnsi="黑体" w:hint="eastAsia"/>
+          <w:b/>
+          <w:bCs/>
+          <w:color w:val="auto"/>
+          <w:sz w:val="32"/>
+          <w:szCs w:val="32"/>
+        </w:rPr>
+        <w:lastRenderedPageBreak/>
+        <w:t>1 案例背景与问题定义</w:t>
+      </w:r>
+      <w:bookmarkEnd w:id="0"/>
     </w:p>
     <w:p>
       <w:pPr>
         <w:spacing w:line="360" w:lineRule="auto"/>
-        <w:jc w:val="left"/>
-        <w:rPr>
-          <w:sz w:val="24"/>
-          <w:szCs w:val="24"/>
-        </w:rPr>
-      </w:pPr>
-      <w:r>
-        <w:rPr>
-          <w:sz w:val="24"/>
-          <w:szCs w:val="24"/>
-        </w:rPr>
-        <w:t xml:space="preserve">5 </w:t>
-      </w:r>
-      <w:r>
-        <w:rPr>
-          <w:rFonts w:hint="eastAsia"/>
-          <w:sz w:val="24"/>
-          <w:szCs w:val="24"/>
-        </w:rPr>
-        <w:t>结果分析与</w:t>
-      </w:r>
-      <w:proofErr w:type="gramStart"/>
-      <w:r>
-        <w:rPr>
-          <w:rFonts w:hint="eastAsia"/>
-          <w:sz w:val="24"/>
-          <w:szCs w:val="24"/>
-        </w:rPr>
-        <w:t>讨论</w:t>
-      </w:r>
-      <w:r>
-        <w:rPr>
-          <w:sz w:val="24"/>
-          <w:szCs w:val="24"/>
-        </w:rPr>
-        <w:t xml:space="preserve"> ......</w:t>
-      </w:r>
-      <w:proofErr w:type="gramEnd"/>
-      <w:r>
-        <w:rPr>
-          <w:sz w:val="24"/>
-          <w:szCs w:val="24"/>
-        </w:rPr>
-        <w:t xml:space="preserve">.................. 5  </w:t>
+        <w:ind w:firstLineChars="200" w:firstLine="480"/>
+        <w:rPr>
+          <w:sz w:val="24"/>
+          <w:szCs w:val="24"/>
+        </w:rPr>
+      </w:pPr>
+      <w:r>
+        <w:rPr>
+          <w:sz w:val="24"/>
+          <w:szCs w:val="24"/>
+        </w:rPr>
+        <w:t>花卉品种的精准识别是植物学研究、园艺培育的基础工作，传统人工识别依赖专业知识且效率较低。基于鸢尾花的花萼长度、花萼宽度、花瓣长度、花瓣宽度</w:t>
+      </w:r>
+      <w:r>
+        <w:rPr>
+          <w:sz w:val="24"/>
+          <w:szCs w:val="24"/>
+        </w:rPr>
+        <w:t>4</w:t>
+      </w:r>
+      <w:r>
+        <w:rPr>
+          <w:sz w:val="24"/>
+          <w:szCs w:val="24"/>
+        </w:rPr>
+        <w:t>个易测量的形态特征，构建机器学习分类模型，可快速、自动实现山鸢尾、变色鸢尾、维吉尼亚鸢尾三类鸢尾花的精准区分，为植物品种智能识别提供轻量化解决方案。</w:t>
       </w:r>
     </w:p>
     <w:p>
       <w:pPr>
         <w:spacing w:line="360" w:lineRule="auto"/>
-        <w:jc w:val="left"/>
-        <w:rPr>
-          <w:sz w:val="24"/>
-          <w:szCs w:val="24"/>
-        </w:rPr>
-      </w:pPr>
-      <w:r>
-        <w:rPr>
-          <w:sz w:val="24"/>
-          <w:szCs w:val="24"/>
-        </w:rPr>
-        <w:t xml:space="preserve">6 </w:t>
-      </w:r>
-      <w:r>
-        <w:rPr>
-          <w:rFonts w:hint="eastAsia"/>
-          <w:sz w:val="24"/>
-          <w:szCs w:val="24"/>
-        </w:rPr>
-        <w:t>结论与</w:t>
-      </w:r>
-      <w:proofErr w:type="gramStart"/>
-      <w:r>
-        <w:rPr>
-          <w:rFonts w:hint="eastAsia"/>
-          <w:sz w:val="24"/>
-          <w:szCs w:val="24"/>
-        </w:rPr>
-        <w:t>启示</w:t>
-      </w:r>
-      <w:r>
-        <w:rPr>
-          <w:sz w:val="24"/>
-          <w:szCs w:val="24"/>
-        </w:rPr>
-        <w:t xml:space="preserve"> ......</w:t>
-      </w:r>
-      <w:proofErr w:type="gramEnd"/>
-      <w:r>
-        <w:rPr>
-          <w:sz w:val="24"/>
-          <w:szCs w:val="24"/>
-        </w:rPr>
-        <w:t xml:space="preserve">...................... 6  </w:t>
+        <w:ind w:firstLineChars="200" w:firstLine="480"/>
+        <w:rPr>
+          <w:sz w:val="24"/>
+          <w:szCs w:val="24"/>
+        </w:rPr>
+      </w:pPr>
+      <w:r>
+        <w:rPr>
+          <w:sz w:val="24"/>
+          <w:szCs w:val="24"/>
+        </w:rPr>
+        <w:t>本案例为</w:t>
+      </w:r>
+      <w:r>
+        <w:rPr>
+          <w:rFonts w:hint="eastAsia"/>
+          <w:sz w:val="24"/>
+          <w:szCs w:val="24"/>
+        </w:rPr>
+        <w:t>有</w:t>
+      </w:r>
+      <w:r>
+        <w:rPr>
+          <w:sz w:val="24"/>
+          <w:szCs w:val="24"/>
+        </w:rPr>
+        <w:t>监督</w:t>
+      </w:r>
+      <w:r>
+        <w:rPr>
+          <w:rFonts w:hint="eastAsia"/>
+          <w:sz w:val="24"/>
+          <w:szCs w:val="24"/>
+        </w:rPr>
+        <w:t>的</w:t>
+      </w:r>
+      <w:r>
+        <w:rPr>
+          <w:sz w:val="24"/>
+          <w:szCs w:val="24"/>
+        </w:rPr>
+        <w:t>多分类任务，输入为</w:t>
+      </w:r>
+      <w:r>
+        <w:rPr>
+          <w:sz w:val="24"/>
+          <w:szCs w:val="24"/>
+        </w:rPr>
+        <w:t>4</w:t>
+      </w:r>
+      <w:r>
+        <w:rPr>
+          <w:sz w:val="24"/>
+          <w:szCs w:val="24"/>
+        </w:rPr>
+        <w:t>维连续型数值特征（花萼</w:t>
+      </w:r>
+      <w:r>
+        <w:rPr>
+          <w:sz w:val="24"/>
+          <w:szCs w:val="24"/>
+        </w:rPr>
+        <w:t>/</w:t>
+      </w:r>
+      <w:r>
+        <w:rPr>
+          <w:sz w:val="24"/>
+          <w:szCs w:val="24"/>
+        </w:rPr>
+        <w:t>花瓣的长、宽），输出为</w:t>
+      </w:r>
+      <w:r>
+        <w:rPr>
+          <w:sz w:val="24"/>
+          <w:szCs w:val="24"/>
+        </w:rPr>
+        <w:t>3</w:t>
+      </w:r>
+      <w:r>
+        <w:rPr>
+          <w:sz w:val="24"/>
+          <w:szCs w:val="24"/>
+        </w:rPr>
+        <w:t>个离散的鸢尾花品种标签；模型评价核心指标为分类准确率，辅助参考精准率、召回率及</w:t>
+      </w:r>
+      <w:r>
+        <w:rPr>
+          <w:sz w:val="24"/>
+          <w:szCs w:val="24"/>
+        </w:rPr>
+        <w:t>F1-score</w:t>
+      </w:r>
+      <w:r>
+        <w:rPr>
+          <w:sz w:val="24"/>
+          <w:szCs w:val="24"/>
+        </w:rPr>
+        <w:t>（多分类采用宏平均）。</w:t>
       </w:r>
     </w:p>
     <w:p>
       <w:pPr>
         <w:spacing w:line="360" w:lineRule="auto"/>
-        <w:jc w:val="left"/>
-        <w:rPr>
-          <w:sz w:val="24"/>
-          <w:szCs w:val="24"/>
-        </w:rPr>
-      </w:pPr>
-      <w:r>
-        <w:rPr>
-          <w:rFonts w:hint="eastAsia"/>
-          <w:sz w:val="24"/>
-          <w:szCs w:val="24"/>
-        </w:rPr>
-        <w:t>参考</w:t>
-      </w:r>
-      <w:proofErr w:type="gramStart"/>
-      <w:r>
-        <w:rPr>
-          <w:rFonts w:hint="eastAsia"/>
-          <w:sz w:val="24"/>
-          <w:szCs w:val="24"/>
-        </w:rPr>
-        <w:t>文献</w:t>
-      </w:r>
-      <w:r>
-        <w:rPr>
-          <w:sz w:val="24"/>
-          <w:szCs w:val="24"/>
-        </w:rPr>
-        <w:t xml:space="preserve"> ......</w:t>
-      </w:r>
-      <w:proofErr w:type="gramEnd"/>
-      <w:r>
-        <w:rPr>
-          <w:sz w:val="24"/>
-          <w:szCs w:val="24"/>
-        </w:rPr>
-        <w:t xml:space="preserve">.......................... 7  </w:t>
-      </w:r>
+        <w:rPr>
+          <w:sz w:val="24"/>
+          <w:szCs w:val="24"/>
+        </w:rPr>
+      </w:pPr>
     </w:p>
     <w:p>
       <w:pPr>
-        <w:spacing w:line="360" w:lineRule="auto"/>
-        <w:jc w:val="left"/>
-        <w:rPr>
-          <w:sz w:val="24"/>
-          <w:szCs w:val="24"/>
-        </w:rPr>
-      </w:pPr>
-      <w:r>
-        <w:rPr>
-          <w:rFonts w:hint="eastAsia"/>
-          <w:sz w:val="24"/>
-          <w:szCs w:val="24"/>
-        </w:rPr>
-        <w:t>附录</w:t>
-      </w:r>
-      <w:r>
-        <w:rPr>
-          <w:sz w:val="24"/>
-          <w:szCs w:val="24"/>
-        </w:rPr>
-        <w:t xml:space="preserve"> A </w:t>
-      </w:r>
-      <w:r>
-        <w:rPr>
-          <w:rFonts w:hint="eastAsia"/>
-          <w:sz w:val="24"/>
-          <w:szCs w:val="24"/>
-        </w:rPr>
-        <w:t>关键</w:t>
-      </w:r>
-      <w:proofErr w:type="gramStart"/>
-      <w:r>
-        <w:rPr>
-          <w:rFonts w:hint="eastAsia"/>
-          <w:sz w:val="24"/>
-          <w:szCs w:val="24"/>
-        </w:rPr>
-        <w:t>代码</w:t>
-      </w:r>
-      <w:r>
-        <w:rPr>
-          <w:sz w:val="24"/>
-          <w:szCs w:val="24"/>
-        </w:rPr>
-        <w:t xml:space="preserve"> ......</w:t>
-      </w:r>
-      <w:proofErr w:type="gramEnd"/>
-      <w:r>
-        <w:rPr>
-          <w:sz w:val="24"/>
-          <w:szCs w:val="24"/>
-        </w:rPr>
-        <w:t xml:space="preserve">................... 8  </w:t>
-      </w:r>
+        <w:pStyle w:val="1"/>
+        <w:rPr>
+          <w:rFonts w:ascii="黑体" w:eastAsia="黑体" w:hAnsi="黑体"/>
+          <w:b/>
+          <w:bCs/>
+          <w:color w:val="auto"/>
+          <w:sz w:val="32"/>
+          <w:szCs w:val="32"/>
+        </w:rPr>
+      </w:pPr>
+      <w:bookmarkStart w:id="1" w:name="_Toc225691141"/>
+      <w:r>
+        <w:rPr>
+          <w:rFonts w:ascii="黑体" w:eastAsia="黑体" w:hAnsi="黑体" w:hint="eastAsia"/>
+          <w:b/>
+          <w:bCs/>
+          <w:color w:val="auto"/>
+          <w:sz w:val="32"/>
+          <w:szCs w:val="32"/>
+        </w:rPr>
+        <w:t xml:space="preserve">2 </w:t>
+      </w:r>
+      <w:r>
+        <w:rPr>
+          <w:rFonts w:ascii="黑体" w:eastAsia="黑体" w:hAnsi="黑体"/>
+          <w:b/>
+          <w:bCs/>
+          <w:color w:val="auto"/>
+          <w:sz w:val="32"/>
+          <w:szCs w:val="32"/>
+        </w:rPr>
+        <w:t>数据集描述与预处理</w:t>
+      </w:r>
+      <w:bookmarkEnd w:id="1"/>
     </w:p>
     <w:p>
       <w:pPr>
         <w:spacing w:line="360" w:lineRule="auto"/>
-        <w:jc w:val="left"/>
-        <w:rPr>
-          <w:sz w:val="24"/>
-          <w:szCs w:val="24"/>
-        </w:rPr>
-      </w:pPr>
-      <w:r>
-        <w:rPr>
-          <w:rFonts w:hint="eastAsia"/>
-          <w:sz w:val="24"/>
-          <w:szCs w:val="24"/>
-        </w:rPr>
-        <w:t>附录</w:t>
-      </w:r>
-      <w:r>
-        <w:rPr>
-          <w:sz w:val="24"/>
-          <w:szCs w:val="24"/>
-        </w:rPr>
-        <w:t xml:space="preserve"> B </w:t>
-      </w:r>
-      <w:r>
-        <w:rPr>
-          <w:rFonts w:hint="eastAsia"/>
-          <w:sz w:val="24"/>
-          <w:szCs w:val="24"/>
-        </w:rPr>
-        <w:t>补充</w:t>
-      </w:r>
-      <w:proofErr w:type="gramStart"/>
-      <w:r>
-        <w:rPr>
-          <w:rFonts w:hint="eastAsia"/>
-          <w:sz w:val="24"/>
-          <w:szCs w:val="24"/>
-        </w:rPr>
-        <w:t>图表</w:t>
-      </w:r>
-      <w:r>
-        <w:rPr>
-          <w:sz w:val="24"/>
-          <w:szCs w:val="24"/>
-        </w:rPr>
-        <w:t xml:space="preserve"> ......</w:t>
-      </w:r>
-      <w:proofErr w:type="gramEnd"/>
-      <w:r>
-        <w:rPr>
-          <w:sz w:val="24"/>
-          <w:szCs w:val="24"/>
-        </w:rPr>
-        <w:t xml:space="preserve">................... 9  </w:t>
-      </w:r>
-    </w:p>
-    <w:p>
-      <w:pPr>
-        <w:spacing w:line="360" w:lineRule="auto"/>
-        <w:jc w:val="left"/>
-        <w:rPr>
-          <w:sz w:val="24"/>
-          <w:szCs w:val="24"/>
-        </w:rPr>
-      </w:pPr>
-      <w:r>
-        <w:rPr>
-          <w:sz w:val="24"/>
-          <w:szCs w:val="24"/>
-        </w:rPr>
-        <w:br w:type="page"/>
-      </w:r>
-    </w:p>
-    <w:p>
-      <w:pPr>
-        <w:spacing w:line="360" w:lineRule="auto"/>
-        <w:rPr>
-          <w:rFonts w:eastAsia="黑体"/>
+        <w:ind w:leftChars="200" w:left="560"/>
+        <w:rPr>
           <w:b/>
           <w:bCs/>
+          <w:sz w:val="24"/>
+          <w:szCs w:val="24"/>
         </w:rPr>
       </w:pPr>
       <w:r>
@@ -1013,199 +1883,31 @@
           <w:rFonts w:eastAsia="黑体" w:hint="eastAsia"/>
           <w:b/>
           <w:bCs/>
-        </w:rPr>
-        <w:lastRenderedPageBreak/>
-        <w:t xml:space="preserve">1 </w:t>
+          <w:sz w:val="24"/>
+          <w:szCs w:val="24"/>
+        </w:rPr>
+        <w:t xml:space="preserve">2.1 </w:t>
       </w:r>
       <w:r>
         <w:rPr>
           <w:rFonts w:eastAsia="黑体" w:hint="eastAsia"/>
           <w:b/>
           <w:bCs/>
-        </w:rPr>
-        <w:t>案例背景与问题定义</w:t>
-      </w:r>
-    </w:p>
-    <w:p>
-      <w:pPr>
-        <w:spacing w:line="360" w:lineRule="auto"/>
-        <w:ind w:firstLineChars="200" w:firstLine="480"/>
-        <w:rPr>
-          <w:sz w:val="24"/>
-          <w:szCs w:val="24"/>
-        </w:rPr>
-      </w:pPr>
-      <w:r>
-        <w:rPr>
-          <w:sz w:val="24"/>
-          <w:szCs w:val="24"/>
-        </w:rPr>
-        <w:t>花卉品种的精准识别是植物学研究、园艺培育的基础工作，传统人工识别依赖专业知识且效率较低。基于鸢尾花的花萼长度、花萼宽度、花瓣长度、花瓣宽度</w:t>
-      </w:r>
-      <w:r>
-        <w:rPr>
-          <w:sz w:val="24"/>
-          <w:szCs w:val="24"/>
-        </w:rPr>
-        <w:t>4</w:t>
-      </w:r>
-      <w:r>
-        <w:rPr>
-          <w:sz w:val="24"/>
-          <w:szCs w:val="24"/>
-        </w:rPr>
-        <w:t>个易测量的形态特征，构建机器学习分类模型，可快速、自动实现山鸢尾、变色鸢尾、维吉尼亚鸢尾三类鸢尾花的精准区分，为植物品种智能识别提供轻量化解决方案。</w:t>
-      </w:r>
-    </w:p>
-    <w:p>
-      <w:pPr>
-        <w:spacing w:line="360" w:lineRule="auto"/>
-        <w:ind w:firstLineChars="200" w:firstLine="480"/>
-        <w:rPr>
-          <w:sz w:val="24"/>
-          <w:szCs w:val="24"/>
-        </w:rPr>
-      </w:pPr>
-      <w:r>
-        <w:rPr>
-          <w:sz w:val="24"/>
-          <w:szCs w:val="24"/>
-        </w:rPr>
-        <w:t>本案例为</w:t>
-      </w:r>
-      <w:r>
-        <w:rPr>
-          <w:rFonts w:hint="eastAsia"/>
-          <w:sz w:val="24"/>
-          <w:szCs w:val="24"/>
-        </w:rPr>
-        <w:t>有</w:t>
-      </w:r>
-      <w:r>
-        <w:rPr>
-          <w:sz w:val="24"/>
-          <w:szCs w:val="24"/>
-        </w:rPr>
-        <w:t>监督</w:t>
-      </w:r>
-      <w:r>
-        <w:rPr>
-          <w:rFonts w:hint="eastAsia"/>
-          <w:sz w:val="24"/>
-          <w:szCs w:val="24"/>
-        </w:rPr>
-        <w:t>的</w:t>
-      </w:r>
-      <w:r>
-        <w:rPr>
-          <w:sz w:val="24"/>
-          <w:szCs w:val="24"/>
-        </w:rPr>
-        <w:t>多分类任务，输入为</w:t>
-      </w:r>
-      <w:r>
-        <w:rPr>
-          <w:sz w:val="24"/>
-          <w:szCs w:val="24"/>
-        </w:rPr>
-        <w:t>4</w:t>
-      </w:r>
-      <w:r>
-        <w:rPr>
-          <w:sz w:val="24"/>
-          <w:szCs w:val="24"/>
-        </w:rPr>
-        <w:t>维连续型数值特征（花萼</w:t>
-      </w:r>
-      <w:r>
-        <w:rPr>
-          <w:sz w:val="24"/>
-          <w:szCs w:val="24"/>
-        </w:rPr>
-        <w:t>/</w:t>
-      </w:r>
-      <w:r>
-        <w:rPr>
-          <w:sz w:val="24"/>
-          <w:szCs w:val="24"/>
-        </w:rPr>
-        <w:t>花瓣的长、宽），输出为</w:t>
-      </w:r>
-      <w:r>
-        <w:rPr>
-          <w:sz w:val="24"/>
-          <w:szCs w:val="24"/>
-        </w:rPr>
-        <w:t>3</w:t>
-      </w:r>
-      <w:r>
-        <w:rPr>
-          <w:sz w:val="24"/>
-          <w:szCs w:val="24"/>
-        </w:rPr>
-        <w:t>个离散的鸢尾花品种标签；模型评价核心指标为分类准确率，辅助参考精准率、召回率及</w:t>
-      </w:r>
-      <w:r>
-        <w:rPr>
-          <w:sz w:val="24"/>
-          <w:szCs w:val="24"/>
-        </w:rPr>
-        <w:t>F1-score</w:t>
-      </w:r>
-      <w:r>
-        <w:rPr>
-          <w:sz w:val="24"/>
-          <w:szCs w:val="24"/>
-        </w:rPr>
-        <w:t>（多分类采用宏平均）。</w:t>
-      </w:r>
-    </w:p>
-    <w:p>
-      <w:pPr>
-        <w:spacing w:line="360" w:lineRule="auto"/>
-        <w:rPr>
-          <w:sz w:val="24"/>
-          <w:szCs w:val="24"/>
-        </w:rPr>
-      </w:pPr>
-    </w:p>
-    <w:p>
-      <w:pPr>
-        <w:spacing w:line="360" w:lineRule="auto"/>
-        <w:rPr>
-          <w:rFonts w:eastAsia="黑体"/>
-          <w:b/>
-          <w:bCs/>
-        </w:rPr>
-      </w:pPr>
+          <w:sz w:val="24"/>
+          <w:szCs w:val="24"/>
+        </w:rPr>
+        <w:t>数据来源</w:t>
+      </w:r>
       <w:r>
         <w:rPr>
           <w:rFonts w:eastAsia="黑体" w:hint="eastAsia"/>
           <w:b/>
           <w:bCs/>
-        </w:rPr>
-        <w:t xml:space="preserve">2 </w:t>
-      </w:r>
-      <w:r>
-        <w:rPr>
-          <w:rFonts w:eastAsia="黑体"/>
-          <w:b/>
-          <w:bCs/>
-        </w:rPr>
-        <w:t>数据集描述与预处理</w:t>
-      </w:r>
-    </w:p>
-    <w:p>
-      <w:pPr>
-        <w:spacing w:line="360" w:lineRule="auto"/>
-        <w:ind w:leftChars="200" w:left="560"/>
-        <w:rPr>
-          <w:b/>
-          <w:bCs/>
-          <w:sz w:val="24"/>
-          <w:szCs w:val="24"/>
-        </w:rPr>
-      </w:pPr>
+          <w:sz w:val="24"/>
+          <w:szCs w:val="24"/>
+        </w:rPr>
+        <w:t>与</w:t>
+      </w:r>
       <w:r>
         <w:rPr>
           <w:rFonts w:eastAsia="黑体" w:hint="eastAsia"/>
@@ -1214,36 +1916,6 @@
           <w:sz w:val="24"/>
           <w:szCs w:val="24"/>
         </w:rPr>
-        <w:t xml:space="preserve">2.1 </w:t>
-      </w:r>
-      <w:r>
-        <w:rPr>
-          <w:rFonts w:eastAsia="黑体" w:hint="eastAsia"/>
-          <w:b/>
-          <w:bCs/>
-          <w:sz w:val="24"/>
-          <w:szCs w:val="24"/>
-        </w:rPr>
-        <w:t>数据来源</w:t>
-      </w:r>
-      <w:r>
-        <w:rPr>
-          <w:rFonts w:eastAsia="黑体" w:hint="eastAsia"/>
-          <w:b/>
-          <w:bCs/>
-          <w:sz w:val="24"/>
-          <w:szCs w:val="24"/>
-        </w:rPr>
-        <w:t>与</w:t>
-      </w:r>
-      <w:r>
-        <w:rPr>
-          <w:rFonts w:eastAsia="黑体" w:hint="eastAsia"/>
-          <w:b/>
-          <w:bCs/>
-          <w:sz w:val="24"/>
-          <w:szCs w:val="24"/>
-        </w:rPr>
         <w:t>规模</w:t>
       </w:r>
     </w:p>
@@ -1522,7 +2194,6 @@
         </w:rPr>
         <w:t>个连续型数值特征，分别为花萼长度</w:t>
       </w:r>
-      <w:proofErr w:type="gramStart"/>
       <w:r>
         <w:rPr>
           <w:sz w:val="24"/>
@@ -1545,7 +2216,6 @@
         </w:rPr>
         <w:t>length)</w:t>
       </w:r>
-      <w:proofErr w:type="gramEnd"/>
       <w:r>
         <w:rPr>
           <w:sz w:val="24"/>
@@ -1553,7 +2223,6 @@
         </w:rPr>
         <w:t>、花萼宽度</w:t>
       </w:r>
-      <w:proofErr w:type="gramStart"/>
       <w:r>
         <w:rPr>
           <w:sz w:val="24"/>
@@ -1576,7 +2245,6 @@
         </w:rPr>
         <w:t>width)</w:t>
       </w:r>
-      <w:proofErr w:type="gramEnd"/>
       <w:r>
         <w:rPr>
           <w:sz w:val="24"/>
@@ -1584,7 +2252,6 @@
         </w:rPr>
         <w:t>、花瓣长度</w:t>
       </w:r>
-      <w:proofErr w:type="gramStart"/>
       <w:r>
         <w:rPr>
           <w:sz w:val="24"/>
@@ -1607,7 +2274,6 @@
         </w:rPr>
         <w:t>length)</w:t>
       </w:r>
-      <w:proofErr w:type="gramEnd"/>
       <w:r>
         <w:rPr>
           <w:sz w:val="24"/>
@@ -1615,7 +2281,6 @@
         </w:rPr>
         <w:t>、花瓣宽度</w:t>
       </w:r>
-      <w:proofErr w:type="gramStart"/>
       <w:r>
         <w:rPr>
           <w:sz w:val="24"/>
@@ -1638,7 +2303,6 @@
         </w:rPr>
         <w:t>width)</w:t>
       </w:r>
-      <w:proofErr w:type="gramEnd"/>
       <w:r>
         <w:rPr>
           <w:sz w:val="24"/>
@@ -2418,6 +3082,7 @@
                 <w:sz w:val="24"/>
                 <w:szCs w:val="24"/>
               </w:rPr>
+              <w:lastRenderedPageBreak/>
               <w:t>总计</w:t>
             </w:r>
           </w:p>
@@ -2623,7 +3288,6 @@
           <w:sz w:val="24"/>
           <w:szCs w:val="24"/>
         </w:rPr>
-        <w:lastRenderedPageBreak/>
         <w:t>绘制四个特征的箱线图</w:t>
       </w:r>
       <w:r>
@@ -2698,7 +3362,7 @@
                     <pic:cNvPicPr/>
                   </pic:nvPicPr>
                   <pic:blipFill>
-                    <a:blip r:embed="rId7"/>
+                    <a:blip r:embed="rId9"/>
                     <a:stretch>
                       <a:fillRect/>
                     </a:stretch>
@@ -2814,6 +3478,7 @@
           <w:sz w:val="24"/>
           <w:szCs w:val="24"/>
         </w:rPr>
+        <w:lastRenderedPageBreak/>
         <w:drawing>
           <wp:inline distT="0" distB="0" distL="0" distR="0" wp14:anchorId="7B345C4F" wp14:editId="707C817A">
             <wp:extent cx="3491345" cy="2891953"/>
@@ -2830,7 +3495,7 @@
                     <pic:cNvPicPr/>
                   </pic:nvPicPr>
                   <pic:blipFill>
-                    <a:blip r:embed="rId8"/>
+                    <a:blip r:embed="rId10"/>
                     <a:stretch>
                       <a:fillRect/>
                     </a:stretch>
@@ -2914,7 +3579,6 @@
           <w:sz w:val="24"/>
           <w:szCs w:val="24"/>
         </w:rPr>
-        <w:lastRenderedPageBreak/>
         <w:t xml:space="preserve">2.3 </w:t>
       </w:r>
       <w:r>
@@ -3137,429 +3801,413 @@
     </w:p>
     <w:p>
       <w:pPr>
+        <w:pStyle w:val="1"/>
+        <w:rPr>
+          <w:rFonts w:ascii="黑体" w:eastAsia="黑体" w:hAnsi="黑体"/>
+          <w:b/>
+          <w:bCs/>
+          <w:color w:val="auto"/>
+          <w:sz w:val="32"/>
+          <w:szCs w:val="32"/>
+        </w:rPr>
+      </w:pPr>
+      <w:bookmarkStart w:id="2" w:name="_Toc225691142"/>
+      <w:r>
+        <w:rPr>
+          <w:rFonts w:ascii="黑体" w:eastAsia="黑体" w:hAnsi="黑体"/>
+          <w:b/>
+          <w:bCs/>
+          <w:color w:val="auto"/>
+          <w:sz w:val="32"/>
+          <w:szCs w:val="32"/>
+        </w:rPr>
+        <w:t>3 算法/模型原理回顾</w:t>
+      </w:r>
+      <w:bookmarkEnd w:id="2"/>
+    </w:p>
+    <w:p>
+      <w:pPr>
         <w:spacing w:line="360" w:lineRule="auto"/>
+        <w:ind w:firstLineChars="200" w:firstLine="480"/>
+        <w:rPr>
+          <w:sz w:val="24"/>
+          <w:szCs w:val="24"/>
+        </w:rPr>
+      </w:pPr>
+      <w:r>
+        <w:rPr>
+          <w:rFonts w:hint="eastAsia"/>
+          <w:sz w:val="24"/>
+          <w:szCs w:val="24"/>
+        </w:rPr>
+        <w:t>本案例选取</w:t>
+      </w:r>
+      <w:r>
+        <w:rPr>
+          <w:rFonts w:hint="eastAsia"/>
+          <w:sz w:val="24"/>
+          <w:szCs w:val="24"/>
+        </w:rPr>
+        <w:t>K</w:t>
+      </w:r>
+      <w:r>
+        <w:rPr>
+          <w:rFonts w:hint="eastAsia"/>
+          <w:sz w:val="24"/>
+          <w:szCs w:val="24"/>
+        </w:rPr>
+        <w:t>近邻（</w:t>
+      </w:r>
+      <w:r>
+        <w:rPr>
+          <w:rFonts w:hint="eastAsia"/>
+          <w:sz w:val="24"/>
+          <w:szCs w:val="24"/>
+        </w:rPr>
+        <w:t>KNN</w:t>
+      </w:r>
+      <w:r>
+        <w:rPr>
+          <w:rFonts w:hint="eastAsia"/>
+          <w:sz w:val="24"/>
+          <w:szCs w:val="24"/>
+        </w:rPr>
+        <w:t>）、决策树（</w:t>
+      </w:r>
+      <w:r>
+        <w:rPr>
+          <w:rFonts w:hint="eastAsia"/>
+          <w:sz w:val="24"/>
+          <w:szCs w:val="24"/>
+        </w:rPr>
+        <w:t>DT</w:t>
+      </w:r>
+      <w:r>
+        <w:rPr>
+          <w:rFonts w:hint="eastAsia"/>
+          <w:sz w:val="24"/>
+          <w:szCs w:val="24"/>
+        </w:rPr>
+        <w:t>）、支持向量机（</w:t>
+      </w:r>
+      <w:r>
+        <w:rPr>
+          <w:rFonts w:hint="eastAsia"/>
+          <w:sz w:val="24"/>
+          <w:szCs w:val="24"/>
+        </w:rPr>
+        <w:t>SVM</w:t>
+      </w:r>
+      <w:r>
+        <w:rPr>
+          <w:rFonts w:hint="eastAsia"/>
+          <w:sz w:val="24"/>
+          <w:szCs w:val="24"/>
+        </w:rPr>
+        <w:t>）三类经典分类算法</w:t>
+      </w:r>
+      <w:r>
+        <w:rPr>
+          <w:sz w:val="24"/>
+          <w:szCs w:val="24"/>
+        </w:rPr>
+        <w:fldChar w:fldCharType="begin"/>
+      </w:r>
+      <w:r>
+        <w:rPr>
+          <w:rFonts w:hint="eastAsia"/>
+          <w:sz w:val="24"/>
+          <w:szCs w:val="24"/>
+        </w:rPr>
+        <w:instrText xml:space="preserve"> ADDIN EN.CITE &lt;EndNote&gt;&lt;Cite&gt;&lt;Author&gt;</w:instrText>
+      </w:r>
+      <w:r>
+        <w:rPr>
+          <w:rFonts w:hint="eastAsia"/>
+          <w:sz w:val="24"/>
+          <w:szCs w:val="24"/>
+        </w:rPr>
+        <w:instrText>冯文韬</w:instrText>
+      </w:r>
+      <w:r>
+        <w:rPr>
+          <w:rFonts w:hint="eastAsia"/>
+          <w:sz w:val="24"/>
+          <w:szCs w:val="24"/>
+        </w:rPr>
+        <w:instrText>&lt;/Author&gt;&lt;Year&gt;2024&lt;/Year&gt;&lt;RecNum&gt;8&lt;/RecNum&gt;&lt;DisplayText&gt;&lt;style face="superscript"&gt;[3]&lt;/style&gt;&lt;/DisplayText&gt;&lt;record&gt;&lt;rec-number&gt;8&lt;/rec-number&gt;&lt;foreign-keys&gt;&lt;key app="EN" db-id="pepx2tpwazttrxe0f2mpex2qsezex9d0tps0" timestamp="1774768150"&gt;8&lt;/key&gt;&lt;/foreign-keys&gt;&lt;ref-type name="Conference Proceedings"&gt;10&lt;/ref-type&gt;&lt;contributors&gt;&lt;authors&gt;&lt;author&gt;</w:instrText>
+      </w:r>
+      <w:r>
+        <w:rPr>
+          <w:rFonts w:hint="eastAsia"/>
+          <w:sz w:val="24"/>
+          <w:szCs w:val="24"/>
+        </w:rPr>
+        <w:instrText>冯文韬</w:instrText>
+      </w:r>
+      <w:r>
+        <w:rPr>
+          <w:rFonts w:hint="eastAsia"/>
+          <w:sz w:val="24"/>
+          <w:szCs w:val="24"/>
+        </w:rPr>
+        <w:instrText>&lt;/author&gt;&lt;author&gt;</w:instrText>
+      </w:r>
+      <w:r>
+        <w:rPr>
+          <w:rFonts w:hint="eastAsia"/>
+          <w:sz w:val="24"/>
+          <w:szCs w:val="24"/>
+        </w:rPr>
+        <w:instrText>周浩</w:instrText>
+      </w:r>
+      <w:r>
+        <w:rPr>
+          <w:rFonts w:hint="eastAsia"/>
+          <w:sz w:val="24"/>
+          <w:szCs w:val="24"/>
+        </w:rPr>
+        <w:instrText>&lt;/author&gt;&lt;author&gt;</w:instrText>
+      </w:r>
+      <w:r>
+        <w:rPr>
+          <w:rFonts w:hint="eastAsia"/>
+          <w:sz w:val="24"/>
+          <w:szCs w:val="24"/>
+        </w:rPr>
+        <w:instrText>周芷伊</w:instrText>
+      </w:r>
+      <w:r>
+        <w:rPr>
+          <w:rFonts w:hint="eastAsia"/>
+          <w:sz w:val="24"/>
+          <w:szCs w:val="24"/>
+        </w:rPr>
+        <w:instrText>&lt;/author&gt;&lt;author&gt;</w:instrText>
+      </w:r>
+      <w:r>
+        <w:rPr>
+          <w:rFonts w:hint="eastAsia"/>
+          <w:sz w:val="24"/>
+          <w:szCs w:val="24"/>
+        </w:rPr>
+        <w:instrText>黄富利</w:instrText>
+      </w:r>
+      <w:r>
+        <w:rPr>
+          <w:rFonts w:hint="eastAsia"/>
+          <w:sz w:val="24"/>
+          <w:szCs w:val="24"/>
+        </w:rPr>
+        <w:instrText>&lt;/author&gt;&lt;/authors&gt;&lt;subsidiary-authors&gt;&lt;author&gt;</w:instrText>
+      </w:r>
+      <w:r>
+        <w:rPr>
+          <w:rFonts w:hint="eastAsia"/>
+          <w:sz w:val="24"/>
+          <w:szCs w:val="24"/>
+        </w:rPr>
+        <w:instrText>中国通信工业协会教育专委会、中国通信工业协会信息安全与云计算校企联盟、长江经济带产教融合发展联盟</w:instrText>
+      </w:r>
+      <w:r>
+        <w:rPr>
+          <w:rFonts w:hint="eastAsia"/>
+          <w:sz w:val="24"/>
+          <w:szCs w:val="24"/>
+        </w:rPr>
+        <w:instrText>,&lt;/author&gt;&lt;/subsidiary-authors&gt;&lt;/contributors&gt;&lt;auth-address&gt;</w:instrText>
+      </w:r>
+      <w:r>
+        <w:rPr>
+          <w:rFonts w:hint="eastAsia"/>
+          <w:sz w:val="24"/>
+          <w:szCs w:val="24"/>
+        </w:rPr>
+        <w:instrText>重庆电子科技职业大学</w:instrText>
+      </w:r>
+      <w:r>
+        <w:rPr>
+          <w:rFonts w:hint="eastAsia"/>
+          <w:sz w:val="24"/>
+          <w:szCs w:val="24"/>
+        </w:rPr>
+        <w:instrText>;&lt;/auth-address&gt;&lt;titles&gt;&lt;title&gt;</w:instrText>
+      </w:r>
+      <w:r>
+        <w:rPr>
+          <w:rFonts w:hint="eastAsia"/>
+          <w:sz w:val="24"/>
+          <w:szCs w:val="24"/>
+        </w:rPr>
+        <w:instrText>基于机器学习的鸢尾花分类项目报告</w:instrText>
+      </w:r>
+      <w:r>
+        <w:rPr>
+          <w:rFonts w:hint="eastAsia"/>
+          <w:sz w:val="24"/>
+          <w:szCs w:val="24"/>
+        </w:rPr>
+        <w:instrText>&lt;/title&gt;&lt;secondary-title&gt;</w:instrText>
+      </w:r>
+      <w:r>
+        <w:rPr>
+          <w:rFonts w:hint="eastAsia"/>
+          <w:sz w:val="24"/>
+          <w:szCs w:val="24"/>
+        </w:rPr>
+        <w:instrText>中国通信工业协会教育专委会</w:instrText>
+      </w:r>
+      <w:r>
+        <w:rPr>
+          <w:rFonts w:hint="eastAsia"/>
+          <w:sz w:val="24"/>
+          <w:szCs w:val="24"/>
+        </w:rPr>
+        <w:instrText>2024</w:instrText>
+      </w:r>
+      <w:r>
+        <w:rPr>
+          <w:rFonts w:hint="eastAsia"/>
+          <w:sz w:val="24"/>
+          <w:szCs w:val="24"/>
+        </w:rPr>
+        <w:instrText>年会论文集</w:instrText>
+      </w:r>
+      <w:r>
+        <w:rPr>
+          <w:rFonts w:hint="eastAsia"/>
+          <w:sz w:val="24"/>
+          <w:szCs w:val="24"/>
+        </w:rPr>
+        <w:instrText>&lt;/secondary-title&gt;&lt;/titles&gt;&lt;pages&gt;6&lt;/pages&gt;&lt;keywords&gt;&lt;keyword&gt;</w:instrText>
+      </w:r>
+      <w:r>
+        <w:rPr>
+          <w:rFonts w:hint="eastAsia"/>
+          <w:sz w:val="24"/>
+          <w:szCs w:val="24"/>
+        </w:rPr>
+        <w:instrText>机器学习模型</w:instrText>
+      </w:r>
+      <w:r>
+        <w:rPr>
+          <w:rFonts w:hint="eastAsia"/>
+          <w:sz w:val="24"/>
+          <w:szCs w:val="24"/>
+        </w:rPr>
+        <w:instrText>&lt;/keyword&gt;&lt;keyword&gt;</w:instrText>
+      </w:r>
+      <w:r>
+        <w:rPr>
+          <w:rFonts w:hint="eastAsia"/>
+          <w:sz w:val="24"/>
+          <w:szCs w:val="24"/>
+        </w:rPr>
+        <w:instrText>模型比较</w:instrText>
+      </w:r>
+      <w:r>
+        <w:rPr>
+          <w:rFonts w:hint="eastAsia"/>
+          <w:sz w:val="24"/>
+          <w:szCs w:val="24"/>
+        </w:rPr>
+        <w:instrText>&lt;/keyword&gt;&lt;keyword&gt;</w:instrText>
+      </w:r>
+      <w:r>
+        <w:rPr>
+          <w:rFonts w:hint="eastAsia"/>
+          <w:sz w:val="24"/>
+          <w:szCs w:val="24"/>
+        </w:rPr>
+        <w:instrText>数据预处理</w:instrText>
+      </w:r>
+      <w:r>
+        <w:rPr>
+          <w:rFonts w:hint="eastAsia"/>
+          <w:sz w:val="24"/>
+          <w:szCs w:val="24"/>
+        </w:rPr>
+        <w:instrText>&lt;/keyword&gt;&lt;keyword&gt;</w:instrText>
+      </w:r>
+      <w:r>
+        <w:rPr>
+          <w:rFonts w:hint="eastAsia"/>
+          <w:sz w:val="24"/>
+          <w:szCs w:val="24"/>
+        </w:rPr>
+        <w:instrText>模型评估</w:instrText>
+      </w:r>
+      <w:r>
+        <w:rPr>
+          <w:rFonts w:hint="eastAsia"/>
+          <w:sz w:val="24"/>
+          <w:szCs w:val="24"/>
+        </w:rPr>
+        <w:instrText>&lt;/keyword&gt;&lt;/keywords&gt;&lt;dates&gt;&lt;year&gt;2024&lt;/year&gt;&lt;/dates&gt;&lt;pub-location&gt;</w:instrText>
+      </w:r>
+      <w:r>
+        <w:rPr>
+          <w:rFonts w:hint="eastAsia"/>
+          <w:sz w:val="24"/>
+          <w:szCs w:val="24"/>
+        </w:rPr>
+        <w:instrText>中国陕西西安</w:instrText>
+      </w:r>
+      <w:r>
+        <w:rPr>
+          <w:rFonts w:hint="eastAsia"/>
+          <w:sz w:val="24"/>
+          <w:szCs w:val="24"/>
+        </w:rPr>
+        <w:instrText>&lt;/pub-location&gt;&lt;urls&gt;&lt;related-urls&gt;&lt;url&gt;https://link.cnki.net/doi/10.26914/c.cnkihy.2024.084102&lt;/url&gt;&lt;/</w:instrText>
+      </w:r>
+      <w:r>
+        <w:rPr>
+          <w:sz w:val="24"/>
+          <w:szCs w:val="24"/>
+        </w:rPr>
+        <w:instrText>related-urls&gt;&lt;/urls&gt;&lt;electronic-resource-num&gt;10.26914/c.cnkihy.2024.084102&lt;/electronic-resource-num&gt;&lt;remote-database-provider&gt;Cnki&lt;/remote-database-provider&gt;&lt;/record&gt;&lt;/Cite&gt;&lt;/EndNote&gt;</w:instrText>
+      </w:r>
+      <w:r>
+        <w:rPr>
+          <w:sz w:val="24"/>
+          <w:szCs w:val="24"/>
+        </w:rPr>
+        <w:fldChar w:fldCharType="separate"/>
+      </w:r>
+      <w:r>
+        <w:rPr>
+          <w:noProof/>
+          <w:sz w:val="24"/>
+          <w:szCs w:val="24"/>
+          <w:vertAlign w:val="superscript"/>
+        </w:rPr>
+        <w:t>[3]</w:t>
+      </w:r>
+      <w:r>
+        <w:rPr>
+          <w:sz w:val="24"/>
+          <w:szCs w:val="24"/>
+        </w:rPr>
+        <w:fldChar w:fldCharType="end"/>
+      </w:r>
+      <w:r>
+        <w:rPr>
+          <w:rFonts w:hint="eastAsia"/>
+          <w:sz w:val="24"/>
+          <w:szCs w:val="24"/>
+        </w:rPr>
+        <w:t>，覆盖惰性学习、树模型、核方法三大类型，适合低维数据集下的多分类任务对比实践，核心原理如下：</w:t>
+      </w:r>
+    </w:p>
+    <w:p>
+      <w:pPr>
+        <w:spacing w:line="360" w:lineRule="auto"/>
+        <w:ind w:leftChars="200" w:left="560"/>
         <w:rPr>
           <w:rFonts w:eastAsia="黑体"/>
           <w:b/>
           <w:bCs/>
-        </w:rPr>
-      </w:pPr>
-      <w:r>
-        <w:rPr>
-          <w:rFonts w:eastAsia="黑体"/>
-          <w:b/>
-          <w:bCs/>
-        </w:rPr>
-        <w:t xml:space="preserve">3 </w:t>
-      </w:r>
-      <w:r>
-        <w:rPr>
-          <w:rFonts w:eastAsia="黑体"/>
-          <w:b/>
-          <w:bCs/>
-        </w:rPr>
-        <w:t>算法</w:t>
-      </w:r>
-      <w:r>
-        <w:rPr>
-          <w:rFonts w:eastAsia="黑体"/>
-          <w:b/>
-          <w:bCs/>
-        </w:rPr>
-        <w:t>/</w:t>
-      </w:r>
-      <w:r>
-        <w:rPr>
-          <w:rFonts w:eastAsia="黑体"/>
-          <w:b/>
-          <w:bCs/>
-        </w:rPr>
-        <w:t>模型原理回顾</w:t>
-      </w:r>
-    </w:p>
-    <w:p>
-      <w:pPr>
-        <w:spacing w:line="360" w:lineRule="auto"/>
-        <w:ind w:firstLineChars="200" w:firstLine="480"/>
-        <w:rPr>
-          <w:sz w:val="24"/>
-          <w:szCs w:val="24"/>
-        </w:rPr>
-      </w:pPr>
-      <w:r>
-        <w:rPr>
-          <w:rFonts w:hint="eastAsia"/>
-          <w:sz w:val="24"/>
-          <w:szCs w:val="24"/>
-        </w:rPr>
-        <w:t>本案例选取</w:t>
-      </w:r>
-      <w:r>
-        <w:rPr>
-          <w:rFonts w:hint="eastAsia"/>
-          <w:sz w:val="24"/>
-          <w:szCs w:val="24"/>
-        </w:rPr>
-        <w:t>K</w:t>
-      </w:r>
-      <w:r>
-        <w:rPr>
-          <w:rFonts w:hint="eastAsia"/>
-          <w:sz w:val="24"/>
-          <w:szCs w:val="24"/>
-        </w:rPr>
-        <w:t>近邻（</w:t>
-      </w:r>
-      <w:r>
-        <w:rPr>
-          <w:rFonts w:hint="eastAsia"/>
-          <w:sz w:val="24"/>
-          <w:szCs w:val="24"/>
-        </w:rPr>
-        <w:t>KNN</w:t>
-      </w:r>
-      <w:r>
-        <w:rPr>
-          <w:rFonts w:hint="eastAsia"/>
-          <w:sz w:val="24"/>
-          <w:szCs w:val="24"/>
-        </w:rPr>
-        <w:t>）、决策树（</w:t>
-      </w:r>
-      <w:r>
-        <w:rPr>
-          <w:rFonts w:hint="eastAsia"/>
-          <w:sz w:val="24"/>
-          <w:szCs w:val="24"/>
-        </w:rPr>
-        <w:t>DT</w:t>
-      </w:r>
-      <w:r>
-        <w:rPr>
-          <w:rFonts w:hint="eastAsia"/>
-          <w:sz w:val="24"/>
-          <w:szCs w:val="24"/>
-        </w:rPr>
-        <w:t>）、支持向量机（</w:t>
-      </w:r>
-      <w:r>
-        <w:rPr>
-          <w:rFonts w:hint="eastAsia"/>
-          <w:sz w:val="24"/>
-          <w:szCs w:val="24"/>
-        </w:rPr>
-        <w:t>SVM</w:t>
-      </w:r>
-      <w:r>
-        <w:rPr>
-          <w:rFonts w:hint="eastAsia"/>
-          <w:sz w:val="24"/>
-          <w:szCs w:val="24"/>
-        </w:rPr>
-        <w:t>）三类经典分类算法</w:t>
-      </w:r>
-      <w:r>
-        <w:rPr>
-          <w:sz w:val="24"/>
-          <w:szCs w:val="24"/>
-        </w:rPr>
-        <w:fldChar w:fldCharType="begin"/>
-      </w:r>
-      <w:r>
-        <w:rPr>
-          <w:rFonts w:hint="eastAsia"/>
-          <w:sz w:val="24"/>
-          <w:szCs w:val="24"/>
-        </w:rPr>
-        <w:instrText xml:space="preserve"> ADDIN EN.CITE &lt;EndNote&gt;&lt;Cite&gt;&lt;Author&gt;</w:instrText>
-      </w:r>
-      <w:r>
-        <w:rPr>
-          <w:rFonts w:hint="eastAsia"/>
-          <w:sz w:val="24"/>
-          <w:szCs w:val="24"/>
-        </w:rPr>
-        <w:instrText>冯文韬</w:instrText>
-      </w:r>
-      <w:r>
-        <w:rPr>
-          <w:rFonts w:hint="eastAsia"/>
-          <w:sz w:val="24"/>
-          <w:szCs w:val="24"/>
-        </w:rPr>
-        <w:instrText>&lt;/Author&gt;&lt;Year&gt;2024&lt;/Year&gt;&lt;RecNum&gt;8&lt;/RecNum&gt;&lt;DisplayText&gt;&lt;style face="superscript"&gt;[3]&lt;/style&gt;&lt;/DisplayText&gt;&lt;record&gt;&lt;rec-number&gt;8&lt;/rec-number&gt;&lt;foreign-keys&gt;&lt;key app="EN" db-id="pepx2tpwazttrxe0f2mpex2qsezex9d0tps0" timestamp="1774768150"&gt;8&lt;/key&gt;&lt;/foreign-keys&gt;&lt;ref-type name="Conference Proceedings"&gt;10&lt;/ref-type&gt;&lt;contributors&gt;&lt;authors&gt;&lt;author&gt;</w:instrText>
-      </w:r>
-      <w:r>
-        <w:rPr>
-          <w:rFonts w:hint="eastAsia"/>
-          <w:sz w:val="24"/>
-          <w:szCs w:val="24"/>
-        </w:rPr>
-        <w:instrText>冯文韬</w:instrText>
-      </w:r>
-      <w:r>
-        <w:rPr>
-          <w:rFonts w:hint="eastAsia"/>
-          <w:sz w:val="24"/>
-          <w:szCs w:val="24"/>
-        </w:rPr>
-        <w:instrText>&lt;/author&gt;&lt;author&gt;</w:instrText>
-      </w:r>
-      <w:r>
-        <w:rPr>
-          <w:rFonts w:hint="eastAsia"/>
-          <w:sz w:val="24"/>
-          <w:szCs w:val="24"/>
-        </w:rPr>
-        <w:instrText>周浩</w:instrText>
-      </w:r>
-      <w:r>
-        <w:rPr>
-          <w:rFonts w:hint="eastAsia"/>
-          <w:sz w:val="24"/>
-          <w:szCs w:val="24"/>
-        </w:rPr>
-        <w:instrText>&lt;/author&gt;&lt;author&gt;</w:instrText>
-      </w:r>
-      <w:r>
-        <w:rPr>
-          <w:rFonts w:hint="eastAsia"/>
-          <w:sz w:val="24"/>
-          <w:szCs w:val="24"/>
-        </w:rPr>
-        <w:instrText>周芷伊</w:instrText>
-      </w:r>
-      <w:r>
-        <w:rPr>
-          <w:rFonts w:hint="eastAsia"/>
-          <w:sz w:val="24"/>
-          <w:szCs w:val="24"/>
-        </w:rPr>
-        <w:instrText>&lt;/author&gt;&lt;author&gt;</w:instrText>
-      </w:r>
-      <w:r>
-        <w:rPr>
-          <w:rFonts w:hint="eastAsia"/>
-          <w:sz w:val="24"/>
-          <w:szCs w:val="24"/>
-        </w:rPr>
-        <w:instrText>黄富利</w:instrText>
-      </w:r>
-      <w:r>
-        <w:rPr>
-          <w:rFonts w:hint="eastAsia"/>
-          <w:sz w:val="24"/>
-          <w:szCs w:val="24"/>
-        </w:rPr>
-        <w:instrText>&lt;/author&gt;&lt;/authors&gt;&lt;subsidiary-authors&gt;&lt;author&gt;</w:instrText>
-      </w:r>
-      <w:r>
-        <w:rPr>
-          <w:rFonts w:hint="eastAsia"/>
-          <w:sz w:val="24"/>
-          <w:szCs w:val="24"/>
-        </w:rPr>
-        <w:instrText>中国通信工业协会教育专委会、中国通信工业协会信息安全与云计算校企联盟、长江经济带产教融合发展联盟</w:instrText>
-      </w:r>
-      <w:r>
-        <w:rPr>
-          <w:rFonts w:hint="eastAsia"/>
-          <w:sz w:val="24"/>
-          <w:szCs w:val="24"/>
-        </w:rPr>
-        <w:instrText>,&lt;/author&gt;&lt;/subsidiary-authors&gt;&lt;/contributors&gt;&lt;auth-address&gt;</w:instrText>
-      </w:r>
-      <w:r>
-        <w:rPr>
-          <w:rFonts w:hint="eastAsia"/>
-          <w:sz w:val="24"/>
-          <w:szCs w:val="24"/>
-        </w:rPr>
-        <w:instrText>重庆电子科技职业大学</w:instrText>
-      </w:r>
-      <w:r>
-        <w:rPr>
-          <w:rFonts w:hint="eastAsia"/>
-          <w:sz w:val="24"/>
-          <w:szCs w:val="24"/>
-        </w:rPr>
-        <w:instrText>;&lt;/auth-address&gt;&lt;titles&gt;&lt;title&gt;</w:instrText>
-      </w:r>
-      <w:r>
-        <w:rPr>
-          <w:rFonts w:hint="eastAsia"/>
-          <w:sz w:val="24"/>
-          <w:szCs w:val="24"/>
-        </w:rPr>
-        <w:instrText>基于机器学习的鸢尾花分类项目报告</w:instrText>
-      </w:r>
-      <w:r>
-        <w:rPr>
-          <w:rFonts w:hint="eastAsia"/>
-          <w:sz w:val="24"/>
-          <w:szCs w:val="24"/>
-        </w:rPr>
-        <w:instrText>&lt;/title&gt;&lt;secondary-title&gt;</w:instrText>
-      </w:r>
-      <w:r>
-        <w:rPr>
-          <w:rFonts w:hint="eastAsia"/>
-          <w:sz w:val="24"/>
-          <w:szCs w:val="24"/>
-        </w:rPr>
-        <w:instrText>中国通信工业协会教育专委会</w:instrText>
-      </w:r>
-      <w:r>
-        <w:rPr>
-          <w:rFonts w:hint="eastAsia"/>
-          <w:sz w:val="24"/>
-          <w:szCs w:val="24"/>
-        </w:rPr>
-        <w:instrText>2024</w:instrText>
-      </w:r>
-      <w:r>
-        <w:rPr>
-          <w:rFonts w:hint="eastAsia"/>
-          <w:sz w:val="24"/>
-          <w:szCs w:val="24"/>
-        </w:rPr>
-        <w:instrText>年会论文集</w:instrText>
-      </w:r>
-      <w:r>
-        <w:rPr>
-          <w:rFonts w:hint="eastAsia"/>
-          <w:sz w:val="24"/>
-          <w:szCs w:val="24"/>
-        </w:rPr>
-        <w:instrText>&lt;/secondary-title&gt;&lt;/titles&gt;&lt;pages&gt;6&lt;/pages&gt;&lt;keywords&gt;&lt;keyword&gt;</w:instrText>
-      </w:r>
-      <w:r>
-        <w:rPr>
-          <w:rFonts w:hint="eastAsia"/>
-          <w:sz w:val="24"/>
-          <w:szCs w:val="24"/>
-        </w:rPr>
-        <w:instrText>机器学习模型</w:instrText>
-      </w:r>
-      <w:r>
-        <w:rPr>
-          <w:rFonts w:hint="eastAsia"/>
-          <w:sz w:val="24"/>
-          <w:szCs w:val="24"/>
-        </w:rPr>
-        <w:instrText>&lt;/keyword&gt;&lt;keyword&gt;</w:instrText>
-      </w:r>
-      <w:r>
-        <w:rPr>
-          <w:rFonts w:hint="eastAsia"/>
-          <w:sz w:val="24"/>
-          <w:szCs w:val="24"/>
-        </w:rPr>
-        <w:instrText>模型比较</w:instrText>
-      </w:r>
-      <w:r>
-        <w:rPr>
-          <w:rFonts w:hint="eastAsia"/>
-          <w:sz w:val="24"/>
-          <w:szCs w:val="24"/>
-        </w:rPr>
-        <w:instrText>&lt;/keyword&gt;&lt;keyword&gt;</w:instrText>
-      </w:r>
-      <w:r>
-        <w:rPr>
-          <w:rFonts w:hint="eastAsia"/>
-          <w:sz w:val="24"/>
-          <w:szCs w:val="24"/>
-        </w:rPr>
-        <w:instrText>数据预处理</w:instrText>
-      </w:r>
-      <w:r>
-        <w:rPr>
-          <w:rFonts w:hint="eastAsia"/>
-          <w:sz w:val="24"/>
-          <w:szCs w:val="24"/>
-        </w:rPr>
-        <w:instrText>&lt;/keyword&gt;&lt;keyword&gt;</w:instrText>
-      </w:r>
-      <w:r>
-        <w:rPr>
-          <w:rFonts w:hint="eastAsia"/>
-          <w:sz w:val="24"/>
-          <w:szCs w:val="24"/>
-        </w:rPr>
-        <w:instrText>模型评估</w:instrText>
-      </w:r>
-      <w:r>
-        <w:rPr>
-          <w:rFonts w:hint="eastAsia"/>
-          <w:sz w:val="24"/>
-          <w:szCs w:val="24"/>
-        </w:rPr>
-        <w:instrText>&lt;/keyword&gt;&lt;/keywords&gt;&lt;dates&gt;&lt;year&gt;2024&lt;/year&gt;&lt;/dates&gt;&lt;pub-location&gt;</w:instrText>
-      </w:r>
-      <w:r>
-        <w:rPr>
-          <w:rFonts w:hint="eastAsia"/>
-          <w:sz w:val="24"/>
-          <w:szCs w:val="24"/>
-        </w:rPr>
-        <w:instrText>中国陕西西安</w:instrText>
-      </w:r>
-      <w:r>
-        <w:rPr>
-          <w:rFonts w:hint="eastAsia"/>
-          <w:sz w:val="24"/>
-          <w:szCs w:val="24"/>
-        </w:rPr>
-        <w:instrText>&lt;/pub-location&gt;&lt;urls&gt;&lt;related-urls&gt;&lt;url&gt;https://link.cnki.net/doi/10.26914/c.cnkihy.2024.084102&lt;/url&gt;&lt;/</w:instrText>
-      </w:r>
-      <w:r>
-        <w:rPr>
-          <w:sz w:val="24"/>
-          <w:szCs w:val="24"/>
-        </w:rPr>
-        <w:instrText>related-urls&gt;&lt;/urls&gt;&lt;electronic-resource-num&gt;10.26914/c.cnkihy.2024.084102&lt;/electronic-resource-num&gt;&lt;remote-database-provider&gt;Cnki&lt;/remote-database-provider&gt;&lt;/record&gt;&lt;/Cite&gt;&lt;/EndNote&gt;</w:instrText>
-      </w:r>
-      <w:r>
-        <w:rPr>
-          <w:sz w:val="24"/>
-          <w:szCs w:val="24"/>
-        </w:rPr>
-        <w:fldChar w:fldCharType="separate"/>
-      </w:r>
-      <w:r>
-        <w:rPr>
-          <w:noProof/>
-          <w:sz w:val="24"/>
-          <w:szCs w:val="24"/>
-          <w:vertAlign w:val="superscript"/>
-        </w:rPr>
-        <w:t>[3]</w:t>
-      </w:r>
-      <w:r>
-        <w:rPr>
-          <w:sz w:val="24"/>
-          <w:szCs w:val="24"/>
-        </w:rPr>
-        <w:fldChar w:fldCharType="end"/>
-      </w:r>
-      <w:r>
-        <w:rPr>
-          <w:rFonts w:hint="eastAsia"/>
-          <w:sz w:val="24"/>
-          <w:szCs w:val="24"/>
-        </w:rPr>
-        <w:t>，覆盖惰性学习、树模型、核方法三大类型，适合低维数据集下的多分类任务对比实践，核心原理如下：</w:t>
-      </w:r>
-    </w:p>
-    <w:p>
-      <w:pPr>
-        <w:spacing w:line="360" w:lineRule="auto"/>
-        <w:ind w:leftChars="200" w:left="560"/>
-        <w:rPr>
-          <w:rFonts w:eastAsia="黑体"/>
-          <w:b/>
-          <w:bCs/>
           <w:sz w:val="24"/>
           <w:szCs w:val="24"/>
         </w:rPr>
@@ -3727,7 +4375,16 @@
           <w:sz w:val="24"/>
           <w:szCs w:val="24"/>
         </w:rPr>
-        <w:t>值决定了模型的学习粒度。</w:t>
+        <w:t>值决定了模型</w:t>
+      </w:r>
+      <w:r>
+        <w:rPr>
+          <w:rFonts w:hint="eastAsia"/>
+          <w:sz w:val="24"/>
+          <w:szCs w:val="24"/>
+        </w:rPr>
+        <w:lastRenderedPageBreak/>
+        <w:t>的学习粒度。</w:t>
       </w:r>
     </w:p>
     <w:p>
@@ -3765,7 +4422,7 @@
                     </pic:cNvPicPr>
                   </pic:nvPicPr>
                   <pic:blipFill>
-                    <a:blip r:embed="rId9" cstate="print">
+                    <a:blip r:embed="rId11" cstate="print">
                       <a:extLst>
                         <a:ext uri="{28A0092B-C50C-407E-A947-70E740481C1C}">
                           <a14:useLocalDpi xmlns:a14="http://schemas.microsoft.com/office/drawing/2010/main" val="0"/>
@@ -3821,7 +4478,7 @@
                     </pic:cNvPicPr>
                   </pic:nvPicPr>
                   <pic:blipFill>
-                    <a:blip r:embed="rId10" cstate="print">
+                    <a:blip r:embed="rId12" cstate="print">
                       <a:extLst>
                         <a:ext uri="{28A0092B-C50C-407E-A947-70E740481C1C}">
                           <a14:useLocalDpi xmlns:a14="http://schemas.microsoft.com/office/drawing/2010/main" val="0"/>
@@ -4019,16 +4676,7 @@
           <w:sz w:val="24"/>
           <w:szCs w:val="24"/>
         </w:rPr>
-        <w:t>属于贪心树模型，以信息增益为节点分裂准则，从根节点开始对特征</w:t>
-      </w:r>
-      <w:r>
-        <w:rPr>
-          <w:rFonts w:hint="eastAsia"/>
-          <w:sz w:val="24"/>
-          <w:szCs w:val="24"/>
-        </w:rPr>
-        <w:lastRenderedPageBreak/>
-        <w:t>进行递归划分，将数据集逐步拆分为纯度更高的子集，最终每个叶节点对应一个类别；模型可解释性强，能直观展示特征对分类结果的决策规则，通过限制树的深度可避免过拟合。</w:t>
+        <w:t>属于贪心树模型，以信息增益为节点分裂准则，从根节点开始对特征进行递归划分，将数据集逐步拆分为纯度更高的子集，最终每个叶节点对应一个类别；模型可解释性强，能直观展示特征对分类结果的决策规则，通过限制树的深度可避免过拟合。</w:t>
       </w:r>
     </w:p>
     <w:p>
@@ -4212,7 +4860,7 @@
                     <pic:cNvPicPr/>
                   </pic:nvPicPr>
                   <pic:blipFill>
-                    <a:blip r:embed="rId11"/>
+                    <a:blip r:embed="rId13"/>
                     <a:stretch>
                       <a:fillRect/>
                     </a:stretch>
@@ -4253,6 +4901,7 @@
           <w:sz w:val="24"/>
           <w:szCs w:val="24"/>
         </w:rPr>
+        <w:lastRenderedPageBreak/>
         <w:t>图</w:t>
       </w:r>
       <w:r>
@@ -5294,15 +5943,7 @@
           <w:sz w:val="24"/>
           <w:szCs w:val="24"/>
         </w:rPr>
-        <w:t>的经验</w:t>
-      </w:r>
-      <w:r>
-        <w:rPr>
-          <w:sz w:val="24"/>
-          <w:szCs w:val="24"/>
-        </w:rPr>
-        <w:lastRenderedPageBreak/>
-        <w:t>熵，反映数据集的纯度；</w:t>
+        <w:t>的经验熵，反映数据集的纯度；</w:t>
       </w:r>
       <m:oMath>
         <m:r>
@@ -6619,9 +7260,9 @@
                 <w:szCs w:val="20"/>
                 <w14:ligatures w14:val="none"/>
               </w:rPr>
-              <w:t>n_</w:t>
+              <w:t>n_neighbors</w:t>
             </w:r>
-            <w:proofErr w:type="gramStart"/>
+            <w:proofErr w:type="spellEnd"/>
             <w:r>
               <w:rPr>
                 <w:rFonts w:cs="宋体" w:hint="eastAsia"/>
@@ -6631,9 +7272,8 @@
                 <w:szCs w:val="20"/>
                 <w14:ligatures w14:val="none"/>
               </w:rPr>
-              <w:t>neighbors</w:t>
+              <w:t>:[1,10]</w:t>
             </w:r>
-            <w:proofErr w:type="spellEnd"/>
             <w:r>
               <w:rPr>
                 <w:rFonts w:cs="宋体" w:hint="eastAsia"/>
@@ -6643,54 +7283,8 @@
                 <w:szCs w:val="20"/>
                 <w14:ligatures w14:val="none"/>
               </w:rPr>
-              <w:t>:[</w:t>
-            </w:r>
-            <w:proofErr w:type="gramEnd"/>
-            <w:r>
-              <w:rPr>
-                <w:rFonts w:cs="宋体" w:hint="eastAsia"/>
-                <w:color w:val="000000"/>
-                <w:kern w:val="0"/>
-                <w:sz w:val="20"/>
-                <w:szCs w:val="20"/>
-                <w14:ligatures w14:val="none"/>
-              </w:rPr>
-              <w:t>1,10]</w:t>
-            </w:r>
-            <w:r>
-              <w:rPr>
-                <w:rFonts w:cs="宋体" w:hint="eastAsia"/>
-                <w:color w:val="000000"/>
-                <w:kern w:val="0"/>
-                <w:sz w:val="20"/>
-                <w:szCs w:val="20"/>
-                <w14:ligatures w14:val="none"/>
-              </w:rPr>
               <w:br/>
-            </w:r>
-            <w:proofErr w:type="gramStart"/>
-            <w:r>
-              <w:rPr>
-                <w:rFonts w:cs="宋体" w:hint="eastAsia"/>
-                <w:color w:val="000000"/>
-                <w:kern w:val="0"/>
-                <w:sz w:val="20"/>
-                <w:szCs w:val="20"/>
-                <w14:ligatures w14:val="none"/>
-              </w:rPr>
-              <w:t>weights:[</w:t>
-            </w:r>
-            <w:proofErr w:type="gramEnd"/>
-            <w:r>
-              <w:rPr>
-                <w:rFonts w:cs="宋体" w:hint="eastAsia"/>
-                <w:color w:val="000000"/>
-                <w:kern w:val="0"/>
-                <w:sz w:val="20"/>
-                <w:szCs w:val="20"/>
-                <w14:ligatures w14:val="none"/>
-              </w:rPr>
-              <w:t>'uniform']</w:t>
+              <w:t>weights:['uniform']</w:t>
             </w:r>
           </w:p>
         </w:tc>
@@ -6800,6 +7394,7 @@
                 <w:szCs w:val="20"/>
                 <w14:ligatures w14:val="none"/>
               </w:rPr>
+              <w:lastRenderedPageBreak/>
               <w:t>DT</w:t>
             </w:r>
           </w:p>
@@ -6921,9 +7516,9 @@
                 <w:szCs w:val="20"/>
                 <w14:ligatures w14:val="none"/>
               </w:rPr>
-              <w:t>max_</w:t>
+              <w:t>max_depth</w:t>
             </w:r>
-            <w:proofErr w:type="gramStart"/>
+            <w:proofErr w:type="spellEnd"/>
             <w:r>
               <w:rPr>
                 <w:rFonts w:cs="宋体" w:hint="eastAsia"/>
@@ -6933,9 +7528,8 @@
                 <w:szCs w:val="20"/>
                 <w14:ligatures w14:val="none"/>
               </w:rPr>
-              <w:t>depth</w:t>
+              <w:t>:[3,5,10,None]</w:t>
             </w:r>
-            <w:proofErr w:type="spellEnd"/>
             <w:r>
               <w:rPr>
                 <w:rFonts w:cs="宋体" w:hint="eastAsia"/>
@@ -6945,9 +7539,9 @@
                 <w:szCs w:val="20"/>
                 <w14:ligatures w14:val="none"/>
               </w:rPr>
-              <w:t>:[</w:t>
+              <w:br/>
             </w:r>
-            <w:proofErr w:type="gramEnd"/>
+            <w:proofErr w:type="spellStart"/>
             <w:r>
               <w:rPr>
                 <w:rFonts w:cs="宋体" w:hint="eastAsia"/>
@@ -6957,9 +7551,9 @@
                 <w:szCs w:val="20"/>
                 <w14:ligatures w14:val="none"/>
               </w:rPr>
-              <w:t>3,5,</w:t>
+              <w:t>min_samples_split</w:t>
             </w:r>
-            <w:proofErr w:type="gramStart"/>
+            <w:proofErr w:type="spellEnd"/>
             <w:r>
               <w:rPr>
                 <w:rFonts w:cs="宋体" w:hint="eastAsia"/>
@@ -6969,9 +7563,8 @@
                 <w:szCs w:val="20"/>
                 <w14:ligatures w14:val="none"/>
               </w:rPr>
-              <w:t>10,None</w:t>
+              <w:t>:[2,5,10]</w:t>
             </w:r>
-            <w:proofErr w:type="gramEnd"/>
             <w:r>
               <w:rPr>
                 <w:rFonts w:cs="宋体" w:hint="eastAsia"/>
@@ -6981,8 +7574,9 @@
                 <w:szCs w:val="20"/>
                 <w14:ligatures w14:val="none"/>
               </w:rPr>
-              <w:t>]</w:t>
+              <w:br/>
             </w:r>
+            <w:proofErr w:type="spellStart"/>
             <w:r>
               <w:rPr>
                 <w:rFonts w:cs="宋体" w:hint="eastAsia"/>
@@ -6992,9 +7586,9 @@
                 <w:szCs w:val="20"/>
                 <w14:ligatures w14:val="none"/>
               </w:rPr>
-              <w:br/>
+              <w:t>min_samples_leaf</w:t>
             </w:r>
-            <w:proofErr w:type="spellStart"/>
+            <w:proofErr w:type="spellEnd"/>
             <w:r>
               <w:rPr>
                 <w:rFonts w:cs="宋体" w:hint="eastAsia"/>
@@ -7004,102 +7598,7 @@
                 <w:szCs w:val="20"/>
                 <w14:ligatures w14:val="none"/>
               </w:rPr>
-              <w:t>min_samples_</w:t>
-            </w:r>
-            <w:proofErr w:type="gramStart"/>
-            <w:r>
-              <w:rPr>
-                <w:rFonts w:cs="宋体" w:hint="eastAsia"/>
-                <w:color w:val="000000"/>
-                <w:kern w:val="0"/>
-                <w:sz w:val="20"/>
-                <w:szCs w:val="20"/>
-                <w14:ligatures w14:val="none"/>
-              </w:rPr>
-              <w:t>split</w:t>
-            </w:r>
-            <w:proofErr w:type="spellEnd"/>
-            <w:r>
-              <w:rPr>
-                <w:rFonts w:cs="宋体" w:hint="eastAsia"/>
-                <w:color w:val="000000"/>
-                <w:kern w:val="0"/>
-                <w:sz w:val="20"/>
-                <w:szCs w:val="20"/>
-                <w14:ligatures w14:val="none"/>
-              </w:rPr>
-              <w:t>:[</w:t>
-            </w:r>
-            <w:proofErr w:type="gramEnd"/>
-            <w:r>
-              <w:rPr>
-                <w:rFonts w:cs="宋体" w:hint="eastAsia"/>
-                <w:color w:val="000000"/>
-                <w:kern w:val="0"/>
-                <w:sz w:val="20"/>
-                <w:szCs w:val="20"/>
-                <w14:ligatures w14:val="none"/>
-              </w:rPr>
-              <w:t>2,5,10]</w:t>
-            </w:r>
-            <w:r>
-              <w:rPr>
-                <w:rFonts w:cs="宋体" w:hint="eastAsia"/>
-                <w:color w:val="000000"/>
-                <w:kern w:val="0"/>
-                <w:sz w:val="20"/>
-                <w:szCs w:val="20"/>
-                <w14:ligatures w14:val="none"/>
-              </w:rPr>
-              <w:br/>
-            </w:r>
-            <w:proofErr w:type="spellStart"/>
-            <w:r>
-              <w:rPr>
-                <w:rFonts w:cs="宋体" w:hint="eastAsia"/>
-                <w:color w:val="000000"/>
-                <w:kern w:val="0"/>
-                <w:sz w:val="20"/>
-                <w:szCs w:val="20"/>
-                <w14:ligatures w14:val="none"/>
-              </w:rPr>
-              <w:t>min_samples_</w:t>
-            </w:r>
-            <w:proofErr w:type="gramStart"/>
-            <w:r>
-              <w:rPr>
-                <w:rFonts w:cs="宋体" w:hint="eastAsia"/>
-                <w:color w:val="000000"/>
-                <w:kern w:val="0"/>
-                <w:sz w:val="20"/>
-                <w:szCs w:val="20"/>
-                <w14:ligatures w14:val="none"/>
-              </w:rPr>
-              <w:t>leaf</w:t>
-            </w:r>
-            <w:proofErr w:type="spellEnd"/>
-            <w:r>
-              <w:rPr>
-                <w:rFonts w:cs="宋体" w:hint="eastAsia"/>
-                <w:color w:val="000000"/>
-                <w:kern w:val="0"/>
-                <w:sz w:val="20"/>
-                <w:szCs w:val="20"/>
-                <w14:ligatures w14:val="none"/>
-              </w:rPr>
-              <w:t>:[</w:t>
-            </w:r>
-            <w:proofErr w:type="gramEnd"/>
-            <w:r>
-              <w:rPr>
-                <w:rFonts w:cs="宋体" w:hint="eastAsia"/>
-                <w:color w:val="000000"/>
-                <w:kern w:val="0"/>
-                <w:sz w:val="20"/>
-                <w:szCs w:val="20"/>
-                <w14:ligatures w14:val="none"/>
-              </w:rPr>
-              <w:t>1,2,4]</w:t>
+              <w:t>:[1,2,4]</w:t>
             </w:r>
           </w:p>
         </w:tc>
@@ -7294,7 +7793,6 @@
                 <w14:ligatures w14:val="none"/>
               </w:rPr>
             </w:pPr>
-            <w:proofErr w:type="gramStart"/>
             <w:r>
               <w:rPr>
                 <w:rFonts w:cs="宋体" w:hint="eastAsia"/>
@@ -7304,9 +7802,9 @@
                 <w:szCs w:val="20"/>
                 <w14:ligatures w14:val="none"/>
               </w:rPr>
-              <w:t>kernel:[</w:t>
+              <w:t>kernel:['linear','</w:t>
             </w:r>
-            <w:proofErr w:type="gramEnd"/>
+            <w:proofErr w:type="spellStart"/>
             <w:r>
               <w:rPr>
                 <w:rFonts w:cs="宋体" w:hint="eastAsia"/>
@@ -7316,9 +7814,9 @@
                 <w:szCs w:val="20"/>
                 <w14:ligatures w14:val="none"/>
               </w:rPr>
-              <w:t>'linear','</w:t>
+              <w:t>rbf</w:t>
             </w:r>
-            <w:proofErr w:type="spellStart"/>
+            <w:proofErr w:type="spellEnd"/>
             <w:r>
               <w:rPr>
                 <w:rFonts w:cs="宋体" w:hint="eastAsia"/>
@@ -7328,9 +7826,8 @@
                 <w:szCs w:val="20"/>
                 <w14:ligatures w14:val="none"/>
               </w:rPr>
-              <w:t>rbf</w:t>
+              <w:t>']</w:t>
             </w:r>
-            <w:proofErr w:type="spellEnd"/>
             <w:r>
               <w:rPr>
                 <w:rFonts w:cs="宋体" w:hint="eastAsia"/>
@@ -7340,7 +7837,8 @@
                 <w:szCs w:val="20"/>
                 <w14:ligatures w14:val="none"/>
               </w:rPr>
-              <w:t>']</w:t>
+              <w:br/>
+              <w:t>C:[1,10,100,1000]</w:t>
             </w:r>
             <w:r>
               <w:rPr>
@@ -7352,65 +7850,7 @@
                 <w14:ligatures w14:val="none"/>
               </w:rPr>
               <w:br/>
-            </w:r>
-            <w:proofErr w:type="gramStart"/>
-            <w:r>
-              <w:rPr>
-                <w:rFonts w:cs="宋体" w:hint="eastAsia"/>
-                <w:color w:val="000000"/>
-                <w:kern w:val="0"/>
-                <w:sz w:val="20"/>
-                <w:szCs w:val="20"/>
-                <w14:ligatures w14:val="none"/>
-              </w:rPr>
-              <w:t>C:[</w:t>
-            </w:r>
-            <w:proofErr w:type="gramEnd"/>
-            <w:r>
-              <w:rPr>
-                <w:rFonts w:cs="宋体" w:hint="eastAsia"/>
-                <w:color w:val="000000"/>
-                <w:kern w:val="0"/>
-                <w:sz w:val="20"/>
-                <w:szCs w:val="20"/>
-                <w14:ligatures w14:val="none"/>
-              </w:rPr>
-              <w:t>1,10,100,1000]</w:t>
-            </w:r>
-            <w:r>
-              <w:rPr>
-                <w:rFonts w:cs="宋体" w:hint="eastAsia"/>
-                <w:color w:val="000000"/>
-                <w:kern w:val="0"/>
-                <w:sz w:val="20"/>
-                <w:szCs w:val="20"/>
-                <w14:ligatures w14:val="none"/>
-              </w:rPr>
-              <w:br/>
-            </w:r>
-            <w:proofErr w:type="gramStart"/>
-            <w:r>
-              <w:rPr>
-                <w:rFonts w:cs="宋体" w:hint="eastAsia"/>
-                <w:color w:val="000000"/>
-                <w:kern w:val="0"/>
-                <w:sz w:val="20"/>
-                <w:szCs w:val="20"/>
-                <w14:ligatures w14:val="none"/>
-              </w:rPr>
-              <w:t>gamma:[</w:t>
-            </w:r>
-            <w:proofErr w:type="gramEnd"/>
-            <w:r>
-              <w:rPr>
-                <w:rFonts w:cs="宋体" w:hint="eastAsia"/>
-                <w:color w:val="000000"/>
-                <w:kern w:val="0"/>
-                <w:sz w:val="20"/>
-                <w:szCs w:val="20"/>
-                <w14:ligatures w14:val="none"/>
-              </w:rPr>
-              <w:t>1e-3,1e-4]</w:t>
+              <w:t>gamma:[1e-3,1e-4]</w:t>
             </w:r>
           </w:p>
         </w:tc>
@@ -7518,28 +7958,40 @@
     </w:tbl>
     <w:p>
       <w:pPr>
-        <w:spacing w:line="360" w:lineRule="auto"/>
-        <w:rPr>
-          <w:sz w:val="24"/>
-          <w:szCs w:val="24"/>
-        </w:rPr>
-      </w:pPr>
-      <w:r>
-        <w:rPr>
-          <w:rFonts w:eastAsia="黑体" w:hint="eastAsia"/>
+        <w:pStyle w:val="1"/>
+        <w:rPr>
+          <w:rFonts w:ascii="黑体" w:eastAsia="黑体" w:hAnsi="黑体"/>
           <w:b/>
           <w:bCs/>
-        </w:rPr>
-        <w:t xml:space="preserve">4 </w:t>
-      </w:r>
-      <w:r>
-        <w:rPr>
-          <w:rFonts w:eastAsia="黑体"/>
+          <w:color w:val="auto"/>
+          <w:sz w:val="32"/>
+          <w:szCs w:val="32"/>
+        </w:rPr>
+      </w:pPr>
+      <w:bookmarkStart w:id="3" w:name="_Toc225691143"/>
+      <w:r>
+        <w:rPr>
+          <w:rFonts w:ascii="黑体" w:eastAsia="黑体" w:hAnsi="黑体" w:hint="eastAsia"/>
           <w:b/>
           <w:bCs/>
+          <w:color w:val="auto"/>
+          <w:sz w:val="32"/>
+          <w:szCs w:val="32"/>
+        </w:rPr>
+        <w:t xml:space="preserve">4 </w:t>
+      </w:r>
+      <w:r>
+        <w:rPr>
+          <w:rFonts w:ascii="黑体" w:eastAsia="黑体" w:hAnsi="黑体"/>
+          <w:b/>
+          <w:bCs/>
+          <w:color w:val="auto"/>
+          <w:sz w:val="32"/>
+          <w:szCs w:val="32"/>
         </w:rPr>
         <w:t>实验设计与复现过程</w:t>
       </w:r>
+      <w:bookmarkEnd w:id="3"/>
     </w:p>
     <w:p>
       <w:pPr>
@@ -7851,15 +8303,7 @@
           <w:sz w:val="24"/>
           <w:szCs w:val="24"/>
         </w:rPr>
-        <w:t>样</w:t>
-      </w:r>
-      <w:r>
-        <w:rPr>
-          <w:sz w:val="24"/>
-          <w:szCs w:val="24"/>
-        </w:rPr>
-        <w:lastRenderedPageBreak/>
-        <w:t>本），用于模型训练与独立性能验证；</w:t>
+        <w:t>样本），用于模型训练与独立性能验证；</w:t>
       </w:r>
     </w:p>
     <w:p>
@@ -8076,36 +8520,46 @@
           <w:sz w:val="24"/>
           <w:szCs w:val="24"/>
         </w:rPr>
+        <w:lastRenderedPageBreak/>
         <w:t>保存网格搜索调参结果、模型预测结果、混淆矩阵等关键数据，便于结果核对与复现。</w:t>
       </w:r>
     </w:p>
     <w:p>
       <w:pPr>
-        <w:spacing w:line="360" w:lineRule="auto"/>
-        <w:rPr>
-          <w:rFonts w:ascii="宋体" w:hAnsi="宋体" w:cs="宋体" w:hint="eastAsia"/>
-          <w:kern w:val="0"/>
-          <w:sz w:val="24"/>
-          <w:szCs w:val="24"/>
-          <w14:ligatures w14:val="none"/>
-        </w:rPr>
-      </w:pPr>
-      <w:r>
-        <w:rPr>
-          <w:rFonts w:eastAsia="黑体" w:hint="eastAsia"/>
+        <w:pStyle w:val="1"/>
+        <w:rPr>
+          <w:rFonts w:ascii="黑体" w:eastAsia="黑体" w:hAnsi="黑体" w:hint="eastAsia"/>
           <w:b/>
           <w:bCs/>
-        </w:rPr>
-        <w:t xml:space="preserve">5 </w:t>
-      </w:r>
-      <w:r>
-        <w:rPr>
-          <w:rFonts w:eastAsia="黑体"/>
+          <w:color w:val="auto"/>
+          <w:sz w:val="32"/>
+          <w:szCs w:val="32"/>
+        </w:rPr>
+      </w:pPr>
+      <w:bookmarkStart w:id="4" w:name="_Toc225691144"/>
+      <w:r>
+        <w:rPr>
+          <w:rFonts w:ascii="黑体" w:eastAsia="黑体" w:hAnsi="黑体" w:hint="eastAsia"/>
           <w:b/>
           <w:bCs/>
+          <w:color w:val="auto"/>
+          <w:sz w:val="32"/>
+          <w:szCs w:val="32"/>
+        </w:rPr>
+        <w:t xml:space="preserve">5 </w:t>
+      </w:r>
+      <w:r>
+        <w:rPr>
+          <w:rFonts w:ascii="黑体" w:eastAsia="黑体" w:hAnsi="黑体"/>
+          <w:b/>
+          <w:bCs/>
+          <w:color w:val="auto"/>
+          <w:sz w:val="32"/>
+          <w:szCs w:val="32"/>
         </w:rPr>
         <w:t>结果分析与讨论</w:t>
       </w:r>
+      <w:bookmarkEnd w:id="4"/>
     </w:p>
     <w:p>
       <w:pPr>
@@ -8573,21 +9027,12 @@
               <w:t>'</w:t>
             </w:r>
             <w:proofErr w:type="spellStart"/>
-            <w:proofErr w:type="gramStart"/>
             <w:r>
               <w:rPr>
                 <w:sz w:val="24"/>
                 <w:szCs w:val="24"/>
               </w:rPr>
-              <w:t>max</w:t>
-            </w:r>
-            <w:proofErr w:type="gramEnd"/>
-            <w:r>
-              <w:rPr>
-                <w:sz w:val="24"/>
-                <w:szCs w:val="24"/>
-              </w:rPr>
-              <w:t>_depth</w:t>
+              <w:t>max_depth</w:t>
             </w:r>
             <w:proofErr w:type="spellEnd"/>
             <w:r>
@@ -8747,7 +9192,6 @@
           <w:sz w:val="24"/>
           <w:szCs w:val="24"/>
         </w:rPr>
-        <w:lastRenderedPageBreak/>
         <w:t>表</w:t>
       </w:r>
       <w:r>
@@ -9800,6 +10244,7 @@
                 <w:sz w:val="24"/>
                 <w:szCs w:val="24"/>
               </w:rPr>
+              <w:lastRenderedPageBreak/>
               <w:t>SVM</w:t>
             </w:r>
           </w:p>
@@ -10213,7 +10658,6 @@
           <w:sz w:val="24"/>
           <w:szCs w:val="24"/>
         </w:rPr>
-        <w:lastRenderedPageBreak/>
         <w:drawing>
           <wp:inline distT="0" distB="0" distL="0" distR="0" wp14:anchorId="49F10EAE" wp14:editId="073CF2E3">
             <wp:extent cx="4954930" cy="4485190"/>
@@ -10230,7 +10674,7 @@
                     <pic:cNvPicPr/>
                   </pic:nvPicPr>
                   <pic:blipFill>
-                    <a:blip r:embed="rId12"/>
+                    <a:blip r:embed="rId14"/>
                     <a:stretch>
                       <a:fillRect/>
                     </a:stretch>
@@ -10314,6 +10758,7 @@
           <w:sz w:val="24"/>
           <w:szCs w:val="24"/>
         </w:rPr>
+        <w:lastRenderedPageBreak/>
         <w:t xml:space="preserve">5.3 </w:t>
       </w:r>
       <w:r>
@@ -10635,11 +11080,51 @@
     </w:p>
     <w:p>
       <w:pPr>
+        <w:pStyle w:val="1"/>
+        <w:rPr>
+          <w:rFonts w:ascii="黑体" w:eastAsia="黑体" w:hAnsi="黑体"/>
+          <w:b/>
+          <w:bCs/>
+          <w:color w:val="auto"/>
+          <w:sz w:val="32"/>
+          <w:szCs w:val="32"/>
+        </w:rPr>
+      </w:pPr>
+      <w:bookmarkStart w:id="5" w:name="_Toc225691145"/>
+      <w:r>
+        <w:rPr>
+          <w:rFonts w:ascii="黑体" w:eastAsia="黑体" w:hAnsi="黑体" w:hint="eastAsia"/>
+          <w:b/>
+          <w:bCs/>
+          <w:color w:val="auto"/>
+          <w:sz w:val="32"/>
+          <w:szCs w:val="32"/>
+        </w:rPr>
+        <w:t xml:space="preserve">6 </w:t>
+      </w:r>
+      <w:r>
+        <w:rPr>
+          <w:rFonts w:ascii="黑体" w:eastAsia="黑体" w:hAnsi="黑体"/>
+          <w:b/>
+          <w:bCs/>
+          <w:color w:val="auto"/>
+          <w:sz w:val="32"/>
+          <w:szCs w:val="32"/>
+        </w:rPr>
+        <w:t>结论与启示</w:t>
+      </w:r>
+      <w:bookmarkEnd w:id="5"/>
+    </w:p>
+    <w:p>
+      <w:pPr>
         <w:spacing w:line="360" w:lineRule="auto"/>
+        <w:ind w:leftChars="200" w:left="560"/>
         <w:rPr>
           <w:rFonts w:eastAsia="黑体"/>
           <w:b/>
           <w:bCs/>
+          <w:sz w:val="24"/>
+          <w:szCs w:val="24"/>
         </w:rPr>
       </w:pPr>
       <w:r>
@@ -10647,26 +11132,208 @@
           <w:rFonts w:eastAsia="黑体" w:hint="eastAsia"/>
           <w:b/>
           <w:bCs/>
-        </w:rPr>
-        <w:t xml:space="preserve">6 </w:t>
-      </w:r>
-      <w:r>
+          <w:sz w:val="24"/>
+          <w:szCs w:val="24"/>
+        </w:rPr>
+        <w:t xml:space="preserve">6.1 </w:t>
+      </w:r>
+      <w:r>
+        <w:rPr>
+          <w:rFonts w:eastAsia="黑体" w:hint="eastAsia"/>
+          <w:b/>
+          <w:bCs/>
+          <w:sz w:val="24"/>
+          <w:szCs w:val="24"/>
+        </w:rPr>
+        <w:t>结论</w:t>
+      </w:r>
+    </w:p>
+    <w:p>
+      <w:pPr>
+        <w:spacing w:line="360" w:lineRule="auto"/>
+        <w:ind w:firstLineChars="200" w:firstLine="480"/>
+        <w:rPr>
+          <w:sz w:val="24"/>
+          <w:szCs w:val="24"/>
+        </w:rPr>
+      </w:pPr>
+      <w:r>
+        <w:rPr>
+          <w:rFonts w:hint="eastAsia"/>
+          <w:sz w:val="24"/>
+          <w:szCs w:val="24"/>
+        </w:rPr>
+        <w:t>在鸢尾花分类案例中，决策树算法表现最优，测试集准确率达</w:t>
+      </w:r>
+      <w:r>
+        <w:rPr>
+          <w:rFonts w:hint="eastAsia"/>
+          <w:sz w:val="24"/>
+          <w:szCs w:val="24"/>
+        </w:rPr>
+        <w:t>100%</w:t>
+      </w:r>
+      <w:r>
+        <w:rPr>
+          <w:rFonts w:hint="eastAsia"/>
+          <w:sz w:val="24"/>
+          <w:szCs w:val="24"/>
+        </w:rPr>
+        <w:t>，</w:t>
+      </w:r>
+      <w:r>
+        <w:rPr>
+          <w:rFonts w:hint="eastAsia"/>
+          <w:sz w:val="24"/>
+          <w:szCs w:val="24"/>
+        </w:rPr>
+        <w:t>5</w:t>
+      </w:r>
+      <w:r>
+        <w:rPr>
+          <w:rFonts w:hint="eastAsia"/>
+          <w:sz w:val="24"/>
+          <w:szCs w:val="24"/>
+        </w:rPr>
+        <w:t>折交叉验证平均准确率达</w:t>
+      </w:r>
+      <w:r>
+        <w:rPr>
+          <w:rFonts w:hint="eastAsia"/>
+          <w:sz w:val="24"/>
+          <w:szCs w:val="24"/>
+        </w:rPr>
+        <w:t>96.67%</w:t>
+      </w:r>
+      <w:r>
+        <w:rPr>
+          <w:rFonts w:hint="eastAsia"/>
+          <w:sz w:val="24"/>
+          <w:szCs w:val="24"/>
+        </w:rPr>
+        <w:t>；</w:t>
+      </w:r>
+      <w:r>
+        <w:rPr>
+          <w:rFonts w:hint="eastAsia"/>
+          <w:sz w:val="24"/>
+          <w:szCs w:val="24"/>
+        </w:rPr>
+        <w:t>KNN</w:t>
+      </w:r>
+      <w:r>
+        <w:rPr>
+          <w:rFonts w:hint="eastAsia"/>
+          <w:sz w:val="24"/>
+          <w:szCs w:val="24"/>
+        </w:rPr>
+        <w:t>与</w:t>
+      </w:r>
+      <w:r>
+        <w:rPr>
+          <w:rFonts w:hint="eastAsia"/>
+          <w:sz w:val="24"/>
+          <w:szCs w:val="24"/>
+        </w:rPr>
+        <w:t>SVM</w:t>
+      </w:r>
+      <w:r>
+        <w:rPr>
+          <w:rFonts w:hint="eastAsia"/>
+          <w:sz w:val="24"/>
+          <w:szCs w:val="24"/>
+        </w:rPr>
+        <w:t>算法测试集准确率均为</w:t>
+      </w:r>
+      <w:r>
+        <w:rPr>
+          <w:rFonts w:hint="eastAsia"/>
+          <w:sz w:val="24"/>
+          <w:szCs w:val="24"/>
+        </w:rPr>
+        <w:t>91.11%</w:t>
+      </w:r>
+      <w:r>
+        <w:rPr>
+          <w:rFonts w:hint="eastAsia"/>
+          <w:sz w:val="24"/>
+          <w:szCs w:val="24"/>
+        </w:rPr>
+        <w:t>，交叉验证平均准确率分别为</w:t>
+      </w:r>
+      <w:r>
+        <w:rPr>
+          <w:rFonts w:hint="eastAsia"/>
+          <w:sz w:val="24"/>
+          <w:szCs w:val="24"/>
+        </w:rPr>
+        <w:t>95.33%</w:t>
+      </w:r>
+      <w:r>
+        <w:rPr>
+          <w:rFonts w:hint="eastAsia"/>
+          <w:sz w:val="24"/>
+          <w:szCs w:val="24"/>
+        </w:rPr>
+        <w:t>、</w:t>
+      </w:r>
+      <w:r>
+        <w:rPr>
+          <w:rFonts w:hint="eastAsia"/>
+          <w:sz w:val="24"/>
+          <w:szCs w:val="24"/>
+        </w:rPr>
+        <w:t>96.00%</w:t>
+      </w:r>
+      <w:r>
+        <w:rPr>
+          <w:rFonts w:hint="eastAsia"/>
+          <w:sz w:val="24"/>
+          <w:szCs w:val="24"/>
+        </w:rPr>
+        <w:t>，三类模型均能有效实现低维特征下的鸢尾花多分类任务；模型有效性的核心原因是鸢尾花数据集的花瓣特征与品种标签具有强相关性，且样本分布均衡，适合三类经典算法的特征学习与边界划分；</w:t>
+      </w:r>
+      <w:r>
+        <w:rPr>
+          <w:rFonts w:hint="eastAsia"/>
+          <w:sz w:val="24"/>
+          <w:szCs w:val="24"/>
+        </w:rPr>
+        <w:t>KNN</w:t>
+      </w:r>
+      <w:r>
+        <w:rPr>
+          <w:rFonts w:hint="eastAsia"/>
+          <w:sz w:val="24"/>
+          <w:szCs w:val="24"/>
+        </w:rPr>
+        <w:t>与</w:t>
+      </w:r>
+      <w:r>
+        <w:rPr>
+          <w:rFonts w:hint="eastAsia"/>
+          <w:sz w:val="24"/>
+          <w:szCs w:val="24"/>
+        </w:rPr>
+        <w:t>SVM</w:t>
+      </w:r>
+      <w:r>
+        <w:rPr>
+          <w:rFonts w:hint="eastAsia"/>
+          <w:sz w:val="24"/>
+          <w:szCs w:val="24"/>
+        </w:rPr>
+        <w:t>的误分仅发生在变色鸢尾与维吉尼亚鸢尾的特征重叠区域，由数据本身的特征限制导致，决策树因捕捉到更细致的特征划分规则，避免了误分。</w:t>
+      </w:r>
+    </w:p>
+    <w:p>
+      <w:pPr>
+        <w:spacing w:line="360" w:lineRule="auto"/>
+        <w:ind w:leftChars="200" w:left="560"/>
         <w:rPr>
           <w:rFonts w:eastAsia="黑体"/>
           <w:b/>
           <w:bCs/>
-        </w:rPr>
-        <w:t>结论与启示</w:t>
-      </w:r>
-    </w:p>
-    <w:p>
-      <w:pPr>
-        <w:spacing w:line="360" w:lineRule="auto"/>
-        <w:ind w:leftChars="200" w:left="560"/>
-        <w:rPr>
-          <w:rFonts w:eastAsia="黑体"/>
-          <w:b/>
-          <w:bCs/>
           <w:sz w:val="24"/>
           <w:szCs w:val="24"/>
         </w:rPr>
@@ -10679,8 +11346,7 @@
           <w:sz w:val="24"/>
           <w:szCs w:val="24"/>
         </w:rPr>
-        <w:lastRenderedPageBreak/>
-        <w:t xml:space="preserve">6.1 </w:t>
+        <w:t xml:space="preserve">6.2 </w:t>
       </w:r>
       <w:r>
         <w:rPr>
@@ -10690,7 +11356,7 @@
           <w:sz w:val="24"/>
           <w:szCs w:val="24"/>
         </w:rPr>
-        <w:t>结论</w:t>
+        <w:t>后续改进</w:t>
       </w:r>
     </w:p>
     <w:p>
@@ -10704,63 +11370,41 @@
       </w:pPr>
       <w:r>
         <w:rPr>
-          <w:rFonts w:hint="eastAsia"/>
-          <w:sz w:val="24"/>
-          <w:szCs w:val="24"/>
-        </w:rPr>
-        <w:t>在鸢尾花分类案例中，决策树算法表现最优，测试集准确率达</w:t>
-      </w:r>
-      <w:r>
-        <w:rPr>
-          <w:rFonts w:hint="eastAsia"/>
-          <w:sz w:val="24"/>
-          <w:szCs w:val="24"/>
-        </w:rPr>
-        <w:t>100%</w:t>
-      </w:r>
-      <w:r>
-        <w:rPr>
-          <w:rFonts w:hint="eastAsia"/>
-          <w:sz w:val="24"/>
-          <w:szCs w:val="24"/>
-        </w:rPr>
-        <w:t>，</w:t>
-      </w:r>
-      <w:r>
-        <w:rPr>
-          <w:rFonts w:hint="eastAsia"/>
-          <w:sz w:val="24"/>
-          <w:szCs w:val="24"/>
-        </w:rPr>
-        <w:t>5</w:t>
-      </w:r>
-      <w:r>
-        <w:rPr>
-          <w:rFonts w:hint="eastAsia"/>
-          <w:sz w:val="24"/>
-          <w:szCs w:val="24"/>
-        </w:rPr>
-        <w:t>折交叉验证平均准确率达</w:t>
-      </w:r>
-      <w:r>
-        <w:rPr>
-          <w:rFonts w:hint="eastAsia"/>
-          <w:sz w:val="24"/>
-          <w:szCs w:val="24"/>
-        </w:rPr>
-        <w:t>96.67%</w:t>
-      </w:r>
-      <w:r>
-        <w:rPr>
-          <w:rFonts w:hint="eastAsia"/>
-          <w:sz w:val="24"/>
-          <w:szCs w:val="24"/>
-        </w:rPr>
-        <w:t>；</w:t>
-      </w:r>
-      <w:r>
-        <w:rPr>
-          <w:rFonts w:hint="eastAsia"/>
+          <w:sz w:val="24"/>
+          <w:szCs w:val="24"/>
+        </w:rPr>
+        <w:t>后续可通过引入特征工程优化，构建花萼长</w:t>
+      </w:r>
+      <w:r>
+        <w:rPr>
+          <w:sz w:val="24"/>
+          <w:szCs w:val="24"/>
+        </w:rPr>
+        <w:t>/</w:t>
+      </w:r>
+      <w:r>
+        <w:rPr>
+          <w:sz w:val="24"/>
+          <w:szCs w:val="24"/>
+        </w:rPr>
+        <w:t>宽、花瓣长</w:t>
+      </w:r>
+      <w:r>
+        <w:rPr>
+          <w:sz w:val="24"/>
+          <w:szCs w:val="24"/>
+        </w:rPr>
+        <w:t>/</w:t>
+      </w:r>
+      <w:r>
+        <w:rPr>
+          <w:sz w:val="24"/>
+          <w:szCs w:val="24"/>
+        </w:rPr>
+        <w:t>宽、花瓣面积等特征组合以减少特征重叠带来的误分，同时加入随机森林、朴素贝叶斯、逻辑回归等更多分类算法进一步对比不同算法在该数据集上的性能，采用软投票、硬投票等模型融合策略结合</w:t>
+      </w:r>
+      <w:r>
+        <w:rPr>
           <w:sz w:val="24"/>
           <w:szCs w:val="24"/>
         </w:rPr>
@@ -10768,15 +11412,13 @@
       </w:r>
       <w:r>
         <w:rPr>
-          <w:rFonts w:hint="eastAsia"/>
-          <w:sz w:val="24"/>
-          <w:szCs w:val="24"/>
-        </w:rPr>
-        <w:t>与</w:t>
-      </w:r>
-      <w:r>
-        <w:rPr>
-          <w:rFonts w:hint="eastAsia"/>
+          <w:sz w:val="24"/>
+          <w:szCs w:val="24"/>
+        </w:rPr>
+        <w:t>、决策树、</w:t>
+      </w:r>
+      <w:r>
+        <w:rPr>
           <w:sz w:val="24"/>
           <w:szCs w:val="24"/>
         </w:rPr>
@@ -10784,79 +11426,13 @@
       </w:r>
       <w:r>
         <w:rPr>
-          <w:rFonts w:hint="eastAsia"/>
-          <w:sz w:val="24"/>
-          <w:szCs w:val="24"/>
-        </w:rPr>
-        <w:t>算法测试集准确率均为</w:t>
-      </w:r>
-      <w:r>
-        <w:rPr>
-          <w:rFonts w:hint="eastAsia"/>
-          <w:sz w:val="24"/>
-          <w:szCs w:val="24"/>
-        </w:rPr>
-        <w:t>91.11%</w:t>
-      </w:r>
-      <w:r>
-        <w:rPr>
-          <w:rFonts w:hint="eastAsia"/>
-          <w:sz w:val="24"/>
-          <w:szCs w:val="24"/>
-        </w:rPr>
-        <w:t>，交叉验证平均准确率分别为</w:t>
-      </w:r>
-      <w:r>
-        <w:rPr>
-          <w:rFonts w:hint="eastAsia"/>
-          <w:sz w:val="24"/>
-          <w:szCs w:val="24"/>
-        </w:rPr>
-        <w:t>95.33%</w:t>
-      </w:r>
-      <w:r>
-        <w:rPr>
-          <w:rFonts w:hint="eastAsia"/>
-          <w:sz w:val="24"/>
-          <w:szCs w:val="24"/>
-        </w:rPr>
-        <w:t>、</w:t>
-      </w:r>
-      <w:r>
-        <w:rPr>
-          <w:rFonts w:hint="eastAsia"/>
-          <w:sz w:val="24"/>
-          <w:szCs w:val="24"/>
-        </w:rPr>
-        <w:t>96.00%</w:t>
-      </w:r>
-      <w:r>
-        <w:rPr>
-          <w:rFonts w:hint="eastAsia"/>
-          <w:sz w:val="24"/>
-          <w:szCs w:val="24"/>
-        </w:rPr>
-        <w:t>，三类模型均能有效实现低维特征下的鸢尾花多分类任务；模型有效性的核心原因是鸢尾花数据集的花瓣特征与品种标签具有强相关性，且样本分布均衡，适合三类经典算法的特征学习与边界划分；</w:t>
-      </w:r>
-      <w:r>
-        <w:rPr>
-          <w:rFonts w:hint="eastAsia"/>
-          <w:sz w:val="24"/>
-          <w:szCs w:val="24"/>
-        </w:rPr>
-        <w:t>KNN</w:t>
-      </w:r>
-      <w:r>
-        <w:rPr>
-          <w:rFonts w:hint="eastAsia"/>
-          <w:sz w:val="24"/>
-          <w:szCs w:val="24"/>
-        </w:rPr>
-        <w:t>与</w:t>
-      </w:r>
-      <w:r>
-        <w:rPr>
-          <w:rFonts w:hint="eastAsia"/>
+          <w:sz w:val="24"/>
+          <w:szCs w:val="24"/>
+        </w:rPr>
+        <w:t>的预测结果提升分类的稳定性与准确率，对</w:t>
+      </w:r>
+      <w:r>
+        <w:rPr>
           <w:sz w:val="24"/>
           <w:szCs w:val="24"/>
         </w:rPr>
@@ -10864,177 +11440,55 @@
       </w:r>
       <w:r>
         <w:rPr>
-          <w:rFonts w:hint="eastAsia"/>
-          <w:sz w:val="24"/>
-          <w:szCs w:val="24"/>
-        </w:rPr>
-        <w:t>的误分仅发生在变色鸢尾与维吉尼亚鸢尾的特征重叠区域，由数据本身的特征限制导致，决策树因捕捉到更细致的特征划分规则，避免了误分。</w:t>
+          <w:sz w:val="24"/>
+          <w:szCs w:val="24"/>
+        </w:rPr>
+        <w:t>的核函数和超参数进行更精细的网格搜索以探索更高的模型性能，并基于决策树的特征重要性筛选核心特征建模，在简化模型的同时验证核心特征的有效性。</w:t>
+      </w:r>
+      <w:r>
+        <w:rPr>
+          <w:sz w:val="24"/>
+          <w:szCs w:val="24"/>
+        </w:rPr>
+        <w:br w:type="page"/>
       </w:r>
     </w:p>
     <w:p>
       <w:pPr>
-        <w:spacing w:line="360" w:lineRule="auto"/>
-        <w:ind w:leftChars="200" w:left="560"/>
-        <w:rPr>
-          <w:rFonts w:eastAsia="黑体"/>
-          <w:b/>
-          <w:bCs/>
-          <w:sz w:val="24"/>
-          <w:szCs w:val="24"/>
-        </w:rPr>
-      </w:pPr>
-      <w:r>
-        <w:rPr>
-          <w:rFonts w:eastAsia="黑体" w:hint="eastAsia"/>
-          <w:b/>
-          <w:bCs/>
-          <w:sz w:val="24"/>
-          <w:szCs w:val="24"/>
-        </w:rPr>
-        <w:t xml:space="preserve">6.2 </w:t>
-      </w:r>
-      <w:r>
-        <w:rPr>
-          <w:rFonts w:eastAsia="黑体" w:hint="eastAsia"/>
-          <w:b/>
-          <w:bCs/>
-          <w:sz w:val="24"/>
-          <w:szCs w:val="24"/>
-        </w:rPr>
-        <w:t>后续改进</w:t>
-      </w:r>
-    </w:p>
-    <w:p>
-      <w:pPr>
-        <w:spacing w:line="360" w:lineRule="auto"/>
-        <w:ind w:firstLineChars="200" w:firstLine="480"/>
-        <w:rPr>
-          <w:sz w:val="24"/>
-          <w:szCs w:val="24"/>
-        </w:rPr>
-      </w:pPr>
-      <w:r>
-        <w:rPr>
-          <w:sz w:val="24"/>
-          <w:szCs w:val="24"/>
-        </w:rPr>
-        <w:t>后续可通过引入特征工程优化，构建花萼长</w:t>
-      </w:r>
-      <w:r>
-        <w:rPr>
-          <w:sz w:val="24"/>
-          <w:szCs w:val="24"/>
-        </w:rPr>
-        <w:t>/</w:t>
-      </w:r>
-      <w:r>
-        <w:rPr>
-          <w:sz w:val="24"/>
-          <w:szCs w:val="24"/>
-        </w:rPr>
-        <w:t>宽、花瓣长</w:t>
-      </w:r>
-      <w:r>
-        <w:rPr>
-          <w:sz w:val="24"/>
-          <w:szCs w:val="24"/>
-        </w:rPr>
-        <w:t>/</w:t>
-      </w:r>
-      <w:r>
-        <w:rPr>
-          <w:sz w:val="24"/>
-          <w:szCs w:val="24"/>
-        </w:rPr>
-        <w:t>宽、花瓣面积等特征组合以减少特征重叠带来的误分，同时加入随机森林、朴素贝叶斯、逻辑回归等更多分类算法进一步对比不同算法在该数据集上的性能，采用软投票、硬投票等模型融合策略结合</w:t>
-      </w:r>
-      <w:r>
-        <w:rPr>
-          <w:sz w:val="24"/>
-          <w:szCs w:val="24"/>
-        </w:rPr>
-        <w:t>KNN</w:t>
-      </w:r>
-      <w:r>
-        <w:rPr>
-          <w:sz w:val="24"/>
-          <w:szCs w:val="24"/>
-        </w:rPr>
-        <w:t>、决策树、</w:t>
-      </w:r>
-      <w:r>
-        <w:rPr>
-          <w:sz w:val="24"/>
-          <w:szCs w:val="24"/>
-        </w:rPr>
-        <w:t>SVM</w:t>
-      </w:r>
-      <w:r>
-        <w:rPr>
-          <w:sz w:val="24"/>
-          <w:szCs w:val="24"/>
-        </w:rPr>
-        <w:t>的预测结果提升分类的稳定性与准确率，对</w:t>
-      </w:r>
-      <w:r>
-        <w:rPr>
-          <w:sz w:val="24"/>
-          <w:szCs w:val="24"/>
-        </w:rPr>
-        <w:t>SVM</w:t>
-      </w:r>
-      <w:r>
-        <w:rPr>
-          <w:sz w:val="24"/>
-          <w:szCs w:val="24"/>
-        </w:rPr>
-        <w:t>的核函数和超参数进行更精细的网格搜索以探索更高的模型性能，并基于决策树的特征重要性筛选核心特征建模，在简化模型的同时验证核心特征的有效性。</w:t>
-      </w:r>
-    </w:p>
-    <w:p>
-      <w:pPr>
-        <w:widowControl/>
-        <w:jc w:val="left"/>
-        <w:rPr>
-          <w:sz w:val="24"/>
-          <w:szCs w:val="24"/>
-        </w:rPr>
-      </w:pPr>
-      <w:r>
-        <w:rPr>
-          <w:sz w:val="24"/>
-          <w:szCs w:val="24"/>
-        </w:rPr>
-        <w:br w:type="page"/>
-      </w:r>
-    </w:p>
-    <w:p>
-      <w:pPr>
-        <w:spacing w:line="360" w:lineRule="auto"/>
+        <w:pStyle w:val="1"/>
         <w:rPr>
           <w:rFonts w:ascii="黑体" w:eastAsia="黑体" w:hAnsi="黑体" w:hint="eastAsia"/>
           <w:b/>
           <w:bCs/>
-          <w:sz w:val="36"/>
-          <w:szCs w:val="36"/>
-        </w:rPr>
-      </w:pPr>
+          <w:color w:val="auto"/>
+          <w:sz w:val="32"/>
+          <w:szCs w:val="32"/>
+        </w:rPr>
+      </w:pPr>
+      <w:bookmarkStart w:id="6" w:name="_Toc225691146"/>
       <w:r>
         <w:rPr>
           <w:rFonts w:ascii="黑体" w:eastAsia="黑体" w:hAnsi="黑体"/>
           <w:b/>
           <w:bCs/>
-          <w:sz w:val="36"/>
-          <w:szCs w:val="36"/>
+          <w:color w:val="auto"/>
+          <w:sz w:val="32"/>
+          <w:szCs w:val="32"/>
         </w:rPr>
         <w:lastRenderedPageBreak/>
         <w:t>参考文献</w:t>
       </w:r>
+      <w:bookmarkEnd w:id="6"/>
     </w:p>
     <w:p>
       <w:pPr>
         <w:pStyle w:val="EndNoteBibliography"/>
+        <w:spacing w:line="360" w:lineRule="auto"/>
         <w:ind w:left="720" w:hanging="720"/>
+        <w:rPr>
+          <w:sz w:val="24"/>
+          <w:szCs w:val="24"/>
+        </w:rPr>
       </w:pPr>
       <w:r>
         <w:rPr>
@@ -11058,9 +11512,17 @@
         <w:fldChar w:fldCharType="separate"/>
       </w:r>
       <w:r>
+        <w:rPr>
+          <w:sz w:val="24"/>
+          <w:szCs w:val="24"/>
+        </w:rPr>
         <w:t>[1]</w:t>
       </w:r>
       <w:r>
+        <w:rPr>
+          <w:sz w:val="24"/>
+          <w:szCs w:val="24"/>
+        </w:rPr>
         <w:tab/>
         <w:t>FISHER R A. THE USE OF MULTIPLE MEASUREMENTS IN TAXONOMIC PROBLEMS [J]. Annals of Eugenics, 1936, 7(2): 179-88.</w:t>
       </w:r>
@@ -11068,20 +11530,26 @@
     <w:p>
       <w:pPr>
         <w:pStyle w:val="EndNoteBibliography"/>
+        <w:spacing w:line="360" w:lineRule="auto"/>
         <w:ind w:left="720" w:hanging="720"/>
         <w:rPr>
-          <w:rFonts w:hint="eastAsia"/>
-        </w:rPr>
-      </w:pPr>
-      <w:r>
-        <w:rPr>
-          <w:rFonts w:hint="eastAsia"/>
+          <w:sz w:val="24"/>
+          <w:szCs w:val="24"/>
+        </w:rPr>
+      </w:pPr>
+      <w:r>
+        <w:rPr>
+          <w:rFonts w:hint="eastAsia"/>
+          <w:sz w:val="24"/>
+          <w:szCs w:val="24"/>
         </w:rPr>
         <w:t>[2]</w:t>
       </w:r>
       <w:r>
         <w:rPr>
           <w:rFonts w:hint="eastAsia"/>
+          <w:sz w:val="24"/>
+          <w:szCs w:val="24"/>
         </w:rPr>
         <w:tab/>
         <w:t>SCIKIT-LEARN</w:t>
@@ -11089,12 +11557,16 @@
       <w:r>
         <w:rPr>
           <w:rFonts w:hint="eastAsia"/>
+          <w:sz w:val="24"/>
+          <w:szCs w:val="24"/>
         </w:rPr>
         <w:t>官方文档</w:t>
       </w:r>
       <w:r>
         <w:rPr>
           <w:rFonts w:hint="eastAsia"/>
+          <w:sz w:val="24"/>
+          <w:szCs w:val="24"/>
         </w:rPr>
         <w:t>. Iris Dataset [Z]. 2025</w:t>
       </w:r>
@@ -11102,117 +11574,171 @@
     <w:p>
       <w:pPr>
         <w:pStyle w:val="EndNoteBibliography"/>
+        <w:spacing w:line="360" w:lineRule="auto"/>
         <w:ind w:left="720" w:hanging="720"/>
-      </w:pPr>
-      <w:r>
-        <w:rPr>
-          <w:rFonts w:hint="eastAsia"/>
+        <w:rPr>
+          <w:sz w:val="24"/>
+          <w:szCs w:val="24"/>
+        </w:rPr>
+      </w:pPr>
+      <w:r>
+        <w:rPr>
+          <w:rFonts w:hint="eastAsia"/>
+          <w:sz w:val="24"/>
+          <w:szCs w:val="24"/>
         </w:rPr>
         <w:t>[3]</w:t>
       </w:r>
       <w:r>
         <w:rPr>
           <w:rFonts w:hint="eastAsia"/>
+          <w:sz w:val="24"/>
+          <w:szCs w:val="24"/>
         </w:rPr>
         <w:tab/>
       </w:r>
       <w:r>
         <w:rPr>
           <w:rFonts w:hint="eastAsia"/>
+          <w:sz w:val="24"/>
+          <w:szCs w:val="24"/>
         </w:rPr>
         <w:t>冯文韬</w:t>
       </w:r>
       <w:r>
         <w:rPr>
           <w:rFonts w:hint="eastAsia"/>
+          <w:sz w:val="24"/>
+          <w:szCs w:val="24"/>
         </w:rPr>
         <w:t xml:space="preserve">, </w:t>
       </w:r>
       <w:r>
         <w:rPr>
           <w:rFonts w:hint="eastAsia"/>
+          <w:sz w:val="24"/>
+          <w:szCs w:val="24"/>
         </w:rPr>
         <w:t>周浩</w:t>
       </w:r>
       <w:r>
         <w:rPr>
           <w:rFonts w:hint="eastAsia"/>
+          <w:sz w:val="24"/>
+          <w:szCs w:val="24"/>
         </w:rPr>
         <w:t xml:space="preserve">, </w:t>
       </w:r>
       <w:r>
         <w:rPr>
           <w:rFonts w:hint="eastAsia"/>
+          <w:sz w:val="24"/>
+          <w:szCs w:val="24"/>
         </w:rPr>
         <w:t>周芷伊</w:t>
       </w:r>
       <w:r>
         <w:rPr>
           <w:rFonts w:hint="eastAsia"/>
+          <w:sz w:val="24"/>
+          <w:szCs w:val="24"/>
         </w:rPr>
         <w:t xml:space="preserve">, et al. </w:t>
       </w:r>
       <w:r>
         <w:rPr>
           <w:rFonts w:hint="eastAsia"/>
+          <w:sz w:val="24"/>
+          <w:szCs w:val="24"/>
         </w:rPr>
         <w:t>基于机器学习的鸢尾花分类项目报告</w:t>
       </w:r>
       <w:r>
         <w:rPr>
           <w:rFonts w:hint="eastAsia"/>
+          <w:sz w:val="24"/>
+          <w:szCs w:val="24"/>
         </w:rPr>
         <w:t xml:space="preserve">; proceedings of the </w:t>
       </w:r>
       <w:r>
         <w:rPr>
           <w:rFonts w:hint="eastAsia"/>
+          <w:sz w:val="24"/>
+          <w:szCs w:val="24"/>
         </w:rPr>
         <w:t>中国通信工业协会教育专委会</w:t>
       </w:r>
       <w:r>
         <w:rPr>
           <w:rFonts w:hint="eastAsia"/>
+          <w:sz w:val="24"/>
+          <w:szCs w:val="24"/>
         </w:rPr>
         <w:t>2024</w:t>
       </w:r>
       <w:r>
         <w:rPr>
           <w:rFonts w:hint="eastAsia"/>
+          <w:sz w:val="24"/>
+          <w:szCs w:val="24"/>
         </w:rPr>
         <w:t>年会论文集</w:t>
       </w:r>
       <w:r>
         <w:rPr>
           <w:rFonts w:hint="eastAsia"/>
+          <w:sz w:val="24"/>
+          <w:szCs w:val="24"/>
         </w:rPr>
         <w:t xml:space="preserve">, </w:t>
       </w:r>
       <w:r>
         <w:rPr>
           <w:rFonts w:hint="eastAsia"/>
+          <w:sz w:val="24"/>
+          <w:szCs w:val="24"/>
         </w:rPr>
         <w:t>中国陕西西安</w:t>
       </w:r>
       <w:r>
         <w:rPr>
           <w:rFonts w:hint="eastAsia"/>
+          <w:sz w:val="24"/>
+          <w:szCs w:val="24"/>
         </w:rPr>
         <w:t xml:space="preserve">, </w:t>
       </w:r>
       <w:r>
+        <w:rPr>
+          <w:sz w:val="24"/>
+          <w:szCs w:val="24"/>
+        </w:rPr>
         <w:t>F, 2024 [C].</w:t>
       </w:r>
     </w:p>
     <w:p>
       <w:pPr>
         <w:pStyle w:val="EndNoteBibliography"/>
+        <w:spacing w:line="360" w:lineRule="auto"/>
         <w:ind w:left="720" w:hanging="720"/>
-      </w:pPr>
-      <w:r>
+        <w:rPr>
+          <w:sz w:val="24"/>
+          <w:szCs w:val="24"/>
+        </w:rPr>
+      </w:pPr>
+      <w:r>
+        <w:rPr>
+          <w:sz w:val="24"/>
+          <w:szCs w:val="24"/>
+        </w:rPr>
         <w:t>[4]</w:t>
       </w:r>
       <w:r>
+        <w:rPr>
+          <w:sz w:val="24"/>
+          <w:szCs w:val="24"/>
+        </w:rPr>
         <w:tab/>
         <w:t>COVER T, HART P. Nearest neighbor pattern classification [J]. IEEE Transactions on Information Theory, 1967, 13(1): 21-7.</w:t>
       </w:r>
@@ -11220,64 +11746,157 @@
     <w:p>
       <w:pPr>
         <w:pStyle w:val="EndNoteBibliography"/>
+        <w:spacing w:line="360" w:lineRule="auto"/>
         <w:ind w:left="720" w:hanging="720"/>
-      </w:pPr>
-      <w:r>
+        <w:rPr>
+          <w:sz w:val="24"/>
+          <w:szCs w:val="24"/>
+        </w:rPr>
+      </w:pPr>
+      <w:r>
+        <w:rPr>
+          <w:sz w:val="24"/>
+          <w:szCs w:val="24"/>
+        </w:rPr>
         <w:t>[5]</w:t>
       </w:r>
       <w:r>
+        <w:rPr>
+          <w:sz w:val="24"/>
+          <w:szCs w:val="24"/>
+        </w:rPr>
         <w:tab/>
         <w:t>CORTES C, VAPNIK V. Support-vector networks [J]. Machine Learning, 1995, 20(3): 273-97.</w:t>
       </w:r>
     </w:p>
     <w:p>
       <w:pPr>
-        <w:spacing w:line="360" w:lineRule="auto"/>
-        <w:rPr>
-          <w:rFonts w:ascii="黑体" w:eastAsia="黑体" w:hAnsi="黑体"/>
-          <w:b/>
-          <w:bCs/>
-          <w:sz w:val="36"/>
-          <w:szCs w:val="36"/>
-        </w:rPr>
-      </w:pPr>
-      <w:r>
-        <w:fldChar w:fldCharType="end"/>
-      </w:r>
-      <w:r>
+        <w:pStyle w:val="1"/>
         <w:rPr>
           <w:rFonts w:ascii="黑体" w:eastAsia="黑体" w:hAnsi="黑体" w:hint="eastAsia"/>
           <w:b/>
           <w:bCs/>
-          <w:sz w:val="36"/>
-          <w:szCs w:val="36"/>
+          <w:color w:val="auto"/>
+          <w:sz w:val="32"/>
+          <w:szCs w:val="32"/>
+        </w:rPr>
+      </w:pPr>
+      <w:r>
+        <w:rPr>
+          <w:sz w:val="24"/>
+          <w:szCs w:val="24"/>
+        </w:rPr>
+        <w:fldChar w:fldCharType="end"/>
+      </w:r>
+      <w:bookmarkStart w:id="7" w:name="_Toc225691147"/>
+      <w:r>
+        <w:rPr>
+          <w:rFonts w:ascii="黑体" w:eastAsia="黑体" w:hAnsi="黑体" w:hint="eastAsia"/>
+          <w:b/>
+          <w:bCs/>
+          <w:color w:val="auto"/>
+          <w:sz w:val="32"/>
+          <w:szCs w:val="32"/>
         </w:rPr>
         <w:t>附录</w:t>
       </w:r>
+      <w:r>
+        <w:rPr>
+          <w:rFonts w:ascii="黑体" w:eastAsia="黑体" w:hAnsi="黑体" w:hint="eastAsia"/>
+          <w:b/>
+          <w:bCs/>
+          <w:color w:val="auto"/>
+          <w:sz w:val="32"/>
+          <w:szCs w:val="32"/>
+        </w:rPr>
+        <w:t xml:space="preserve">A </w:t>
+      </w:r>
+      <w:r>
+        <w:rPr>
+          <w:rFonts w:ascii="黑体" w:eastAsia="黑体" w:hAnsi="黑体" w:hint="eastAsia"/>
+          <w:b/>
+          <w:bCs/>
+          <w:color w:val="auto"/>
+          <w:sz w:val="32"/>
+          <w:szCs w:val="32"/>
+        </w:rPr>
+        <w:t>关键代码</w:t>
+      </w:r>
+      <w:bookmarkEnd w:id="7"/>
     </w:p>
     <w:p>
       <w:pPr>
         <w:spacing w:line="360" w:lineRule="auto"/>
-        <w:rPr>
-          <w:rFonts w:ascii="宋体" w:hAnsi="宋体"/>
-          <w:sz w:val="24"/>
-          <w:szCs w:val="24"/>
-        </w:rPr>
-      </w:pPr>
-      <w:r>
-        <w:rPr>
-          <w:rFonts w:ascii="宋体" w:hAnsi="宋体" w:hint="eastAsia"/>
-          <w:sz w:val="24"/>
-          <w:szCs w:val="24"/>
-        </w:rPr>
-        <w:t>附录A 关键代码</w:t>
-      </w:r>
+        <w:ind w:firstLineChars="200" w:firstLine="480"/>
+        <w:rPr>
+          <w:sz w:val="24"/>
+          <w:szCs w:val="24"/>
+        </w:rPr>
+      </w:pPr>
+      <w:r>
+        <w:rPr>
+          <w:rFonts w:hint="eastAsia"/>
+          <w:sz w:val="24"/>
+          <w:szCs w:val="24"/>
+        </w:rPr>
+        <w:t>所有代码</w:t>
+      </w:r>
+      <w:r>
+        <w:rPr>
+          <w:rFonts w:hint="eastAsia"/>
+          <w:sz w:val="24"/>
+          <w:szCs w:val="24"/>
+        </w:rPr>
+        <w:t>以及本报告</w:t>
+      </w:r>
+      <w:r>
+        <w:rPr>
+          <w:rFonts w:hint="eastAsia"/>
+          <w:sz w:val="24"/>
+          <w:szCs w:val="24"/>
+        </w:rPr>
+        <w:t>都发布在</w:t>
+      </w:r>
+      <w:r>
+        <w:rPr>
+          <w:rFonts w:hint="eastAsia"/>
+          <w:sz w:val="24"/>
+          <w:szCs w:val="24"/>
+        </w:rPr>
+        <w:t>GitHub</w:t>
+      </w:r>
+      <w:r>
+        <w:rPr>
+          <w:rFonts w:hint="eastAsia"/>
+          <w:sz w:val="24"/>
+          <w:szCs w:val="24"/>
+        </w:rPr>
+        <w:t>平台</w:t>
+      </w:r>
+      <w:r>
+        <w:rPr>
+          <w:rFonts w:hint="eastAsia"/>
+          <w:sz w:val="24"/>
+          <w:szCs w:val="24"/>
+        </w:rPr>
+        <w:t>：</w:t>
+      </w:r>
+      <w:hyperlink r:id="rId15" w:history="1">
+        <w:r>
+          <w:rPr>
+            <w:rStyle w:val="af4"/>
+            <w:sz w:val="24"/>
+            <w:szCs w:val="24"/>
+          </w:rPr>
+          <w:t>https://github.com/LiuMuzhe/machine-learning/tree/master/%E7%AC%AC%E4%B8%80%E6%AC%A1%E4%BD%9C%E4%B8%9A</w:t>
+        </w:r>
+      </w:hyperlink>
     </w:p>
     <w:p>
       <w:pPr>
         <w:spacing w:line="360" w:lineRule="auto"/>
         <w:rPr>
-          <w:rFonts w:ascii="宋体" w:hAnsi="宋体" w:hint="eastAsia"/>
+          <w:rFonts w:hint="eastAsia"/>
           <w:sz w:val="24"/>
           <w:szCs w:val="24"/>
         </w:rPr>
@@ -11286,6 +11905,7 @@
     <w:sectPr>
       <w:pgSz w:w="11906" w:h="16838" w:code="9"/>
       <w:pgMar w:top="1440" w:right="1797" w:bottom="1440" w:left="1797" w:header="851" w:footer="992" w:gutter="0"/>
+      <w:pgNumType w:start="1"/>
       <w:cols w:space="425"/>
       <w:docGrid w:type="lines" w:linePitch="312"/>
     </w:sectPr>
@@ -11310,6 +11930,54 @@
     </w:p>
   </w:endnote>
 </w:endnotes>
+</file>
+
+<file path=word/footer1.xml><?xml version="1.0" encoding="utf-8"?>
+<w:ftr xmlns:wpc="http://schemas.microsoft.com/office/word/2010/wordprocessingCanvas" xmlns:cx="http://schemas.microsoft.com/office/drawing/2014/chartex" xmlns:cx1="http://schemas.microsoft.com/office/drawing/2015/9/8/chartex" xmlns:cx2="http://schemas.microsoft.com/office/drawing/2015/10/21/chartex" xmlns:cx3="http://schemas.microsoft.com/office/drawing/2016/5/9/chartex" xmlns:cx4="http://schemas.microsoft.com/office/drawing/2016/5/10/chartex" xmlns:cx5="http://schemas.microsoft.com/office/drawing/2016/5/11/chartex" xmlns:cx6="http://schemas.microsoft.com/office/drawing/2016/5/12/chartex" xmlns:cx7="http://schemas.microsoft.com/office/drawing/2016/5/13/chartex" xmlns:cx8="http://schemas.microsoft.com/office/drawing/2016/5/14/chartex" xmlns:mc="http://schemas.openxmlformats.org/markup-compatibility/2006" xmlns:aink="http://schemas.microsoft.com/office/drawing/2016/ink" xmlns:am3d="http://schemas.microsoft.com/office/drawing/2017/model3d" xmlns:o="urn:schemas-microsoft-com:office:office" xmlns:oel="http://schemas.microsoft.com/office/2019/extlst" xmlns:r="http://schemas.openxmlformats.org/officeDocument/2006/relationships" xmlns:m="http://schemas.openxmlformats.org/officeDocument/2006/math" xmlns:v="urn:schemas-microsoft-com:vml" xmlns:wp14="http://schemas.microsoft.com/office/word/2010/wordprocessingDrawing" xmlns:wp="http://schemas.openxmlformats.org/drawingml/2006/wordprocessingDrawing" xmlns:w10="urn:schemas-microsoft-com:office:word" xmlns:w="http://schemas.openxmlformats.org/wordprocessingml/2006/main" xmlns:w14="http://schemas.microsoft.com/office/word/2010/wordml" xmlns:w15="http://schemas.microsoft.com/office/word/2012/wordml" xmlns:w16cex="http://schemas.microsoft.com/office/word/2018/wordml/cex" xmlns:w16cid="http://schemas.microsoft.com/office/word/2016/wordml/cid" xmlns:w16="http://schemas.microsoft.com/office/word/2018/wordml" xmlns:w16du="http://schemas.microsoft.com/office/word/2023/wordml/word16du" xmlns:w16sdtdh="http://schemas.microsoft.com/office/word/2020/wordml/sdtdatahash" xmlns:w16sdtfl="http://schemas.microsoft.com/office/word/2024/wordml/sdtformatlock" xmlns:w16se="http://schemas.microsoft.com/office/word/2015/wordml/symex" xmlns:wpg="http://schemas.microsoft.com/office/word/2010/wordprocessingGroup" xmlns:wpi="http://schemas.microsoft.com/office/word/2010/wordprocessingInk" xmlns:wne="http://schemas.microsoft.com/office/word/2006/wordml" xmlns:wps="http://schemas.microsoft.com/office/word/2010/wordprocessingShape" mc:Ignorable="w14 w15 w16se w16cid w16 w16cex w16sdtdh w16sdtfl w16du wp14">
+  <w:sdt>
+    <w:sdtPr>
+      <w:id w:val="991135668"/>
+      <w:docPartObj>
+        <w:docPartGallery w:val="Page Numbers (Bottom of Page)"/>
+        <w:docPartUnique/>
+      </w:docPartObj>
+    </w:sdtPr>
+    <w:sdtContent>
+      <w:p>
+        <w:pPr>
+          <w:pStyle w:val="af0"/>
+          <w:jc w:val="center"/>
+          <w:rPr>
+            <w:rFonts w:hint="eastAsia"/>
+          </w:rPr>
+        </w:pPr>
+        <w:r>
+          <w:fldChar w:fldCharType="begin"/>
+        </w:r>
+        <w:r>
+          <w:instrText>PAGE   \* MERGEFORMAT</w:instrText>
+        </w:r>
+        <w:r>
+          <w:fldChar w:fldCharType="separate"/>
+        </w:r>
+        <w:r>
+          <w:rPr>
+            <w:lang w:val="zh-CN"/>
+          </w:rPr>
+          <w:t>2</w:t>
+        </w:r>
+        <w:r>
+          <w:fldChar w:fldCharType="end"/>
+        </w:r>
+      </w:p>
+    </w:sdtContent>
+  </w:sdt>
+  <w:p>
+    <w:pPr>
+      <w:pStyle w:val="af0"/>
+    </w:pPr>
+  </w:p>
+</w:ftr>
 </file>
 
 <file path=word/footnotes.xml><?xml version="1.0" encoding="utf-8"?>
@@ -13350,6 +14018,120 @@
       <w:noProof/>
     </w:rPr>
   </w:style>
+  <w:style w:type="character" w:styleId="af4">
+    <w:name w:val="Hyperlink"/>
+    <w:basedOn w:val="a0"/>
+    <w:uiPriority w:val="99"/>
+    <w:unhideWhenUsed/>
+    <w:rsid w:val="0013304B"/>
+    <w:rPr>
+      <w:color w:val="467886" w:themeColor="hyperlink"/>
+      <w:u w:val="single"/>
+    </w:rPr>
+  </w:style>
+  <w:style w:type="character" w:styleId="af5">
+    <w:name w:val="Unresolved Mention"/>
+    <w:basedOn w:val="a0"/>
+    <w:uiPriority w:val="99"/>
+    <w:semiHidden/>
+    <w:unhideWhenUsed/>
+    <w:rsid w:val="0013304B"/>
+    <w:rPr>
+      <w:color w:val="605E5C"/>
+      <w:shd w:val="clear" w:color="auto" w:fill="E1DFDD"/>
+    </w:rPr>
+  </w:style>
+  <w:style w:type="paragraph" w:styleId="TOC">
+    <w:name w:val="TOC Heading"/>
+    <w:basedOn w:val="1"/>
+    <w:next w:val="a"/>
+    <w:uiPriority w:val="39"/>
+    <w:unhideWhenUsed/>
+    <w:qFormat/>
+    <w:rsid w:val="002004A8"/>
+    <w:pPr>
+      <w:widowControl/>
+      <w:spacing w:before="240" w:after="0" w:line="259" w:lineRule="auto"/>
+      <w:jc w:val="left"/>
+      <w:outlineLvl w:val="9"/>
+    </w:pPr>
+    <w:rPr>
+      <w:kern w:val="0"/>
+      <w:sz w:val="32"/>
+      <w:szCs w:val="32"/>
+      <w14:ligatures w14:val="none"/>
+    </w:rPr>
+  </w:style>
+  <w:style w:type="paragraph" w:styleId="TOC2">
+    <w:name w:val="toc 2"/>
+    <w:basedOn w:val="a"/>
+    <w:next w:val="a"/>
+    <w:autoRedefine/>
+    <w:uiPriority w:val="39"/>
+    <w:unhideWhenUsed/>
+    <w:rsid w:val="002004A8"/>
+    <w:pPr>
+      <w:widowControl/>
+      <w:spacing w:after="100" w:line="259" w:lineRule="auto"/>
+      <w:ind w:left="220"/>
+      <w:jc w:val="left"/>
+    </w:pPr>
+    <w:rPr>
+      <w:rFonts w:asciiTheme="minorHAnsi" w:eastAsiaTheme="minorEastAsia" w:hAnsiTheme="minorHAnsi" w:cs="Times New Roman"/>
+      <w:kern w:val="0"/>
+      <w:sz w:val="22"/>
+      <w:szCs w:val="22"/>
+      <w14:ligatures w14:val="none"/>
+    </w:rPr>
+  </w:style>
+  <w:style w:type="paragraph" w:styleId="TOC1">
+    <w:name w:val="toc 1"/>
+    <w:basedOn w:val="a"/>
+    <w:next w:val="a"/>
+    <w:autoRedefine/>
+    <w:uiPriority w:val="39"/>
+    <w:unhideWhenUsed/>
+    <w:rsid w:val="002004A8"/>
+    <w:pPr>
+      <w:widowControl/>
+      <w:tabs>
+        <w:tab w:val="right" w:leader="dot" w:pos="8302"/>
+      </w:tabs>
+      <w:spacing w:after="100" w:line="259" w:lineRule="auto"/>
+      <w:jc w:val="left"/>
+    </w:pPr>
+    <w:rPr>
+      <w:rFonts w:eastAsia="黑体" w:cs="Times New Roman"/>
+      <w:b/>
+      <w:bCs/>
+      <w:kern w:val="0"/>
+      <w:sz w:val="36"/>
+      <w:szCs w:val="36"/>
+      <w14:ligatures w14:val="none"/>
+    </w:rPr>
+  </w:style>
+  <w:style w:type="paragraph" w:styleId="TOC3">
+    <w:name w:val="toc 3"/>
+    <w:basedOn w:val="a"/>
+    <w:next w:val="a"/>
+    <w:autoRedefine/>
+    <w:uiPriority w:val="39"/>
+    <w:unhideWhenUsed/>
+    <w:rsid w:val="002004A8"/>
+    <w:pPr>
+      <w:widowControl/>
+      <w:spacing w:after="100" w:line="259" w:lineRule="auto"/>
+      <w:ind w:left="440"/>
+      <w:jc w:val="left"/>
+    </w:pPr>
+    <w:rPr>
+      <w:rFonts w:asciiTheme="minorHAnsi" w:eastAsiaTheme="minorEastAsia" w:hAnsiTheme="minorHAnsi" w:cs="Times New Roman"/>
+      <w:kern w:val="0"/>
+      <w:sz w:val="22"/>
+      <w:szCs w:val="22"/>
+      <w14:ligatures w14:val="none"/>
+    </w:rPr>
+  </w:style>
 </w:styles>
 </file>
 
@@ -13646,4 +14428,16 @@
     </a:ext>
   </a:extLst>
 </a:theme>
+</file>
+
+<file path=customXml/item1.xml><?xml version="1.0" encoding="utf-8"?>
+<b:Sources xmlns:b="http://schemas.openxmlformats.org/officeDocument/2006/bibliography" xmlns="http://schemas.openxmlformats.org/officeDocument/2006/bibliography" SelectedStyle="\APASixthEditionOfficeOnline.xsl" StyleName="APA" Version="6"/>
+</file>
+
+<file path=customXml/itemProps1.xml><?xml version="1.0" encoding="utf-8"?>
+<ds:datastoreItem xmlns:ds="http://schemas.openxmlformats.org/officeDocument/2006/customXml" ds:itemID="{F5DBF1DF-74A4-479E-BAD3-45470CA48B80}">
+  <ds:schemaRefs>
+    <ds:schemaRef ds:uri="http://schemas.openxmlformats.org/officeDocument/2006/bibliography"/>
+  </ds:schemaRefs>
+</ds:datastoreItem>
 </file>